--- a/小野町_引継ぎ_整理済/03_計画素案/小野町高齢者保健福祉計画_第10期介護保険事業計画_素案_第2版_20260805.docx
+++ b/小野町_引継ぎ_整理済/03_計画素案/小野町高齢者保健福祉計画_第10期介護保険事業計画_素案_第2版_20260805.docx
@@ -267,7 +267,7 @@
               <w:rPr>
                 <w:sz w:val="18"/>
               </w:rPr>
-              <w:t>確定していない事項</w:t>
+              <w:t>確定していない事項の表示</w:t>
             </w:r>
           </w:p>
         </w:tc>
@@ -281,7 +281,7 @@
               <w:rPr>
                 <w:sz w:val="18"/>
               </w:rPr>
-              <w:t>令和6・7年度の介護保険特別会計決算、年度末基準の要介護度別認定者数、サービス別給付実績、地域支援事業の事業別実績。本文中は【データ待ち】と表示している</w:t>
+              <w:t>**確定していない箇所は、その理由により5種類に区別して表示している。**内訳は次頁の「未確定箇所の凡例」のとおり</w:t>
             </w:r>
           </w:p>
         </w:tc>
@@ -294,6 +294,484 @@
           <w:sz w:val="18"/>
         </w:rPr>
         <w:t>※ 本素案は協議会での検討用であり、確定稿ではありません。サービス見込量及び保険料は、認定者数の確定後に算定します。</w:t>
+      </w:r>
+    </w:p>
+    <w:p>
+      <w:pPr>
+        <w:pStyle w:val="Heading2"/>
+      </w:pPr>
+      <w:r>
+        <w:t>未確定箇所の凡例</w:t>
+      </w:r>
+    </w:p>
+    <w:p>
+      <w:r>
+        <w:t>本素案には確定していない箇所が152あります。**その性格は一様ではないため、次の5区分に分けて表示しています。****町からのデータ受領を待っているのは30箇所（19.7％）で、残りは見える化システムから出力できるもの、受託者が算定するもの、町・国の決定を待つもの、協議会で設定する目標値です。**</w:t>
+      </w:r>
+    </w:p>
+    <w:tbl>
+      <w:tblPr>
+        <w:tblStyle w:val="TableGrid"/>
+        <w:tblW w:type="auto" w:w="0"/>
+        <w:tblLook w:firstColumn="1" w:firstRow="1" w:lastColumn="0" w:lastRow="0" w:noHBand="0" w:noVBand="1" w:val="04A0"/>
+      </w:tblPr>
+      <w:tblGrid>
+        <w:gridCol w:w="1728"/>
+        <w:gridCol w:w="1728"/>
+        <w:gridCol w:w="1728"/>
+        <w:gridCol w:w="1728"/>
+        <w:gridCol w:w="1728"/>
+      </w:tblGrid>
+      <w:tr>
+        <w:tc>
+          <w:tcPr>
+            <w:tcW w:type="dxa" w:w="1728"/>
+          </w:tcPr>
+          <w:p>
+            <w:r/>
+            <w:r>
+              <w:rPr>
+                <w:rFonts w:ascii="游ゴシック" w:hAnsi="游ゴシック" w:eastAsia="游ゴシック"/>
+                <w:b/>
+                <w:sz w:val="18"/>
+              </w:rPr>
+              <w:t>表示</w:t>
+            </w:r>
+          </w:p>
+        </w:tc>
+        <w:tc>
+          <w:tcPr>
+            <w:tcW w:type="dxa" w:w="1728"/>
+          </w:tcPr>
+          <w:p>
+            <w:r/>
+            <w:r>
+              <w:rPr>
+                <w:rFonts w:ascii="游ゴシック" w:hAnsi="游ゴシック" w:eastAsia="游ゴシック"/>
+                <w:b/>
+                <w:sz w:val="18"/>
+              </w:rPr>
+              <w:t>意味</w:t>
+            </w:r>
+          </w:p>
+        </w:tc>
+        <w:tc>
+          <w:tcPr>
+            <w:tcW w:type="dxa" w:w="1728"/>
+          </w:tcPr>
+          <w:p>
+            <w:r/>
+            <w:r>
+              <w:rPr>
+                <w:rFonts w:ascii="游ゴシック" w:hAnsi="游ゴシック" w:eastAsia="游ゴシック"/>
+                <w:b/>
+                <w:sz w:val="18"/>
+              </w:rPr>
+              <w:t>箇所</w:t>
+            </w:r>
+          </w:p>
+        </w:tc>
+        <w:tc>
+          <w:tcPr>
+            <w:tcW w:type="dxa" w:w="1728"/>
+          </w:tcPr>
+          <w:p>
+            <w:r/>
+            <w:r>
+              <w:rPr>
+                <w:rFonts w:ascii="游ゴシック" w:hAnsi="游ゴシック" w:eastAsia="游ゴシック"/>
+                <w:b/>
+                <w:sz w:val="18"/>
+              </w:rPr>
+              <w:t>割合</w:t>
+            </w:r>
+          </w:p>
+        </w:tc>
+        <w:tc>
+          <w:tcPr>
+            <w:tcW w:type="dxa" w:w="1728"/>
+          </w:tcPr>
+          <w:p>
+            <w:r/>
+            <w:r>
+              <w:rPr>
+                <w:rFonts w:ascii="游ゴシック" w:hAnsi="游ゴシック" w:eastAsia="游ゴシック"/>
+                <w:b/>
+                <w:sz w:val="18"/>
+              </w:rPr>
+              <w:t>解消の方法</w:t>
+            </w:r>
+          </w:p>
+        </w:tc>
+      </w:tr>
+      <w:tr>
+        <w:tc>
+          <w:tcPr>
+            <w:tcW w:type="dxa" w:w="1728"/>
+          </w:tcPr>
+          <w:p>
+            <w:r/>
+            <w:r>
+              <w:rPr>
+                <w:sz w:val="18"/>
+              </w:rPr>
+              <w:t>【見える化出力待ち】</w:t>
+            </w:r>
+          </w:p>
+        </w:tc>
+        <w:tc>
+          <w:tcPr>
+            <w:tcW w:type="dxa" w:w="1728"/>
+          </w:tcPr>
+          <w:p>
+            <w:r/>
+            <w:r>
+              <w:rPr>
+                <w:sz w:val="18"/>
+              </w:rPr>
+              <w:t>地域包括ケア「見える化」システムから取得できるが、まだ出力していないもの</w:t>
+            </w:r>
+          </w:p>
+        </w:tc>
+        <w:tc>
+          <w:tcPr>
+            <w:tcW w:type="dxa" w:w="1728"/>
+          </w:tcPr>
+          <w:p>
+            <w:r/>
+            <w:r>
+              <w:rPr>
+                <w:sz w:val="18"/>
+              </w:rPr>
+              <w:t>43</w:t>
+            </w:r>
+          </w:p>
+        </w:tc>
+        <w:tc>
+          <w:tcPr>
+            <w:tcW w:type="dxa" w:w="1728"/>
+          </w:tcPr>
+          <w:p>
+            <w:r/>
+            <w:r>
+              <w:rPr>
+                <w:sz w:val="18"/>
+              </w:rPr>
+              <w:t>28.3％</w:t>
+            </w:r>
+          </w:p>
+        </w:tc>
+        <w:tc>
+          <w:tcPr>
+            <w:tcW w:type="dxa" w:w="1728"/>
+          </w:tcPr>
+          <w:p>
+            <w:r/>
+            <w:r>
+              <w:rPr>
+                <w:sz w:val="18"/>
+              </w:rPr>
+              <w:t>**見える化システムから出力する。**うち39箇所は第2章6の将来推計であり、認定者数の確定が入力の前提となる</w:t>
+            </w:r>
+          </w:p>
+        </w:tc>
+      </w:tr>
+      <w:tr>
+        <w:tc>
+          <w:tcPr>
+            <w:tcW w:type="dxa" w:w="1728"/>
+          </w:tcPr>
+          <w:p>
+            <w:r/>
+            <w:r>
+              <w:rPr>
+                <w:sz w:val="18"/>
+              </w:rPr>
+              <w:t>【協議会で設定】</w:t>
+            </w:r>
+          </w:p>
+        </w:tc>
+        <w:tc>
+          <w:tcPr>
+            <w:tcW w:type="dxa" w:w="1728"/>
+          </w:tcPr>
+          <w:p>
+            <w:r/>
+            <w:r>
+              <w:rPr>
+                <w:sz w:val="18"/>
+              </w:rPr>
+              <w:t>成果指標の目標値。現状値は調査・見える化で取得済みのものが多い</w:t>
+            </w:r>
+          </w:p>
+        </w:tc>
+        <w:tc>
+          <w:tcPr>
+            <w:tcW w:type="dxa" w:w="1728"/>
+          </w:tcPr>
+          <w:p>
+            <w:r/>
+            <w:r>
+              <w:rPr>
+                <w:sz w:val="18"/>
+              </w:rPr>
+              <w:t>38</w:t>
+            </w:r>
+          </w:p>
+        </w:tc>
+        <w:tc>
+          <w:tcPr>
+            <w:tcW w:type="dxa" w:w="1728"/>
+          </w:tcPr>
+          <w:p>
+            <w:r/>
+            <w:r>
+              <w:rPr>
+                <w:sz w:val="18"/>
+              </w:rPr>
+              <w:t>25.0％</w:t>
+            </w:r>
+          </w:p>
+        </w:tc>
+        <w:tc>
+          <w:tcPr>
+            <w:tcW w:type="dxa" w:w="1728"/>
+          </w:tcPr>
+          <w:p>
+            <w:r/>
+            <w:r>
+              <w:rPr>
+                <w:sz w:val="18"/>
+              </w:rPr>
+              <w:t>**協議会での議論により設定する**</w:t>
+            </w:r>
+          </w:p>
+        </w:tc>
+      </w:tr>
+      <w:tr>
+        <w:tc>
+          <w:tcPr>
+            <w:tcW w:type="dxa" w:w="1728"/>
+          </w:tcPr>
+          <w:p>
+            <w:r/>
+            <w:r>
+              <w:rPr>
+                <w:sz w:val="18"/>
+              </w:rPr>
+              <w:t>【算定後に記載】</w:t>
+            </w:r>
+          </w:p>
+        </w:tc>
+        <w:tc>
+          <w:tcPr>
+            <w:tcW w:type="dxa" w:w="1728"/>
+          </w:tcPr>
+          <w:p>
+            <w:r/>
+            <w:r>
+              <w:rPr>
+                <w:sz w:val="18"/>
+              </w:rPr>
+              <w:t>受託者が算定するもの。データの受領を待っているのではない</w:t>
+            </w:r>
+          </w:p>
+        </w:tc>
+        <w:tc>
+          <w:tcPr>
+            <w:tcW w:type="dxa" w:w="1728"/>
+          </w:tcPr>
+          <w:p>
+            <w:r/>
+            <w:r>
+              <w:rPr>
+                <w:sz w:val="18"/>
+              </w:rPr>
+              <w:t>34</w:t>
+            </w:r>
+          </w:p>
+        </w:tc>
+        <w:tc>
+          <w:tcPr>
+            <w:tcW w:type="dxa" w:w="1728"/>
+          </w:tcPr>
+          <w:p>
+            <w:r/>
+            <w:r>
+              <w:rPr>
+                <w:sz w:val="18"/>
+              </w:rPr>
+              <w:t>22.4％</w:t>
+            </w:r>
+          </w:p>
+        </w:tc>
+        <w:tc>
+          <w:tcPr>
+            <w:tcW w:type="dxa" w:w="1728"/>
+          </w:tcPr>
+          <w:p>
+            <w:r/>
+            <w:r>
+              <w:rPr>
+                <w:sz w:val="18"/>
+              </w:rPr>
+              <w:t>**認定者数の確定後、見える化システムの算定機能で推計する。**サービス見込量、給付費、標準給付費、地域支援事業費、保険料、所得段階別保険料率</w:t>
+            </w:r>
+          </w:p>
+        </w:tc>
+      </w:tr>
+      <w:tr>
+        <w:tc>
+          <w:tcPr>
+            <w:tcW w:type="dxa" w:w="1728"/>
+          </w:tcPr>
+          <w:p>
+            <w:r/>
+            <w:r>
+              <w:rPr>
+                <w:sz w:val="18"/>
+              </w:rPr>
+              <w:t>**【町データ待ち】**</w:t>
+            </w:r>
+          </w:p>
+        </w:tc>
+        <w:tc>
+          <w:tcPr>
+            <w:tcW w:type="dxa" w:w="1728"/>
+          </w:tcPr>
+          <w:p>
+            <w:r/>
+            <w:r>
+              <w:rPr>
+                <w:sz w:val="18"/>
+              </w:rPr>
+              <w:t>**見える化システムでは取得できず、町の内部データが必要なもの**</w:t>
+            </w:r>
+          </w:p>
+        </w:tc>
+        <w:tc>
+          <w:tcPr>
+            <w:tcW w:type="dxa" w:w="1728"/>
+          </w:tcPr>
+          <w:p>
+            <w:r/>
+            <w:r>
+              <w:rPr>
+                <w:sz w:val="18"/>
+              </w:rPr>
+              <w:t>**30**</w:t>
+            </w:r>
+          </w:p>
+        </w:tc>
+        <w:tc>
+          <w:tcPr>
+            <w:tcW w:type="dxa" w:w="1728"/>
+          </w:tcPr>
+          <w:p>
+            <w:r/>
+            <w:r>
+              <w:rPr>
+                <w:sz w:val="18"/>
+              </w:rPr>
+              <w:t>**19.7％**</w:t>
+            </w:r>
+          </w:p>
+        </w:tc>
+        <w:tc>
+          <w:tcPr>
+            <w:tcW w:type="dxa" w:w="1728"/>
+          </w:tcPr>
+          <w:p>
+            <w:r/>
+            <w:r>
+              <w:rPr>
+                <w:sz w:val="18"/>
+              </w:rPr>
+              <w:t>**町からの受領。**令和6・7年度決算、年度末基準の認定者数、事業実績、健診受診率、相談件数、個別避難計画、移送・配食等の利用者数</w:t>
+            </w:r>
+          </w:p>
+        </w:tc>
+      </w:tr>
+      <w:tr>
+        <w:tc>
+          <w:tcPr>
+            <w:tcW w:type="dxa" w:w="1728"/>
+          </w:tcPr>
+          <w:p>
+            <w:r/>
+            <w:r>
+              <w:rPr>
+                <w:sz w:val="18"/>
+              </w:rPr>
+              <w:t>【決定後に記載】</w:t>
+            </w:r>
+          </w:p>
+        </w:tc>
+        <w:tc>
+          <w:tcPr>
+            <w:tcW w:type="dxa" w:w="1728"/>
+          </w:tcPr>
+          <w:p>
+            <w:r/>
+            <w:r>
+              <w:rPr>
+                <w:sz w:val="18"/>
+              </w:rPr>
+              <w:t>町または国の意思決定を待つもの。データではない</w:t>
+            </w:r>
+          </w:p>
+        </w:tc>
+        <w:tc>
+          <w:tcPr>
+            <w:tcW w:type="dxa" w:w="1728"/>
+          </w:tcPr>
+          <w:p>
+            <w:r/>
+            <w:r>
+              <w:rPr>
+                <w:sz w:val="18"/>
+              </w:rPr>
+              <w:t>7</w:t>
+            </w:r>
+          </w:p>
+        </w:tc>
+        <w:tc>
+          <w:tcPr>
+            <w:tcW w:type="dxa" w:w="1728"/>
+          </w:tcPr>
+          <w:p>
+            <w:r/>
+            <w:r>
+              <w:rPr>
+                <w:sz w:val="18"/>
+              </w:rPr>
+              <w:t>4.6％</w:t>
+            </w:r>
+          </w:p>
+        </w:tc>
+        <w:tc>
+          <w:tcPr>
+            <w:tcW w:type="dxa" w:w="1728"/>
+          </w:tcPr>
+          <w:p>
+            <w:r/>
+            <w:r>
+              <w:rPr>
+                <w:sz w:val="18"/>
+              </w:rPr>
+              <w:t>国の基本指針、協議会・パブリックコメントの日程、施設整備の予定、委員名簿・策定経過・パブリックコメントの結果</w:t>
+            </w:r>
+          </w:p>
+        </w:tc>
+      </w:tr>
+    </w:tbl>
+    <w:p>
+      <w:r>
+        <w:rPr>
+          <w:i/>
+          <w:sz w:val="18"/>
+        </w:rPr>
+        <w:t>※ 見える化システムの指標リスト（991指標）と突合した結果、次の項目については同システムに該当する指標が存在しないことを確認しました。特定健診等の健診関連、地域包括支援センターの相談件数、個別避難計画・福祉避難所、要介護度の維持・改善率、老人クラブ会員数。一方、認知症サポーター養成、認知症カフェの箇所数、協議体、地域ケア会議、介護給付適正化については同システムに指標があるため、追加出力で解消します。</w:t>
       </w:r>
     </w:p>
     <w:p>
@@ -876,7 +1354,7 @@
           <w:i/>
           <w:sz w:val="18"/>
         </w:rPr>
-        <w:t>※ 国の基本指針の最終的な内容は【データ待ち】。示され次第、本節及び関係する施策に反映します。</w:t>
+        <w:t>※ 国の基本指針の最終的な内容は【決定後に記載】。示され次第、本節及び関係する施策に反映します。</w:t>
       </w:r>
     </w:p>
     <w:p>
@@ -1393,7 +1871,7 @@
               <w:rPr>
                 <w:sz w:val="18"/>
               </w:rPr>
-              <w:t>開催回数・時期 【データ待ち】</w:t>
+              <w:t>開催回数・時期 【決定後に記載】</w:t>
             </w:r>
           </w:p>
         </w:tc>
@@ -1453,7 +1931,7 @@
               <w:rPr>
                 <w:sz w:val="18"/>
               </w:rPr>
-              <w:t>実施時期 【データ待ち】</w:t>
+              <w:t>実施時期 【決定後に記載】</w:t>
             </w:r>
           </w:p>
         </w:tc>
@@ -6495,7 +6973,7 @@
           <w:i/>
           <w:sz w:val="18"/>
         </w:rPr>
-        <w:t>※ 年度末（3月末）基準の認定者数は【データ待ち】。見える化システムの令和8年3月末の値（783人・22.7％）は、令和7年7月31日の953人から8か月で170人減少することになり、上記の一貫した増加傾向と整合しません。県内59市町村の同期間の認定率の変化（平均＋0.30ポイント、標準偏差1.02ポイント）からみても4.3σの外れ値であるため、町の認定データによる確認を行っています。</w:t>
+        <w:t>※ 年度末（3月末）基準の認定者数は【町データ待ち】。見える化システムの令和8年3月末の値（783人・22.7％）は、令和7年7月31日の953人から8か月で170人減少することになり、上記の一貫した増加傾向と整合しません。県内59市町村の同期間の認定率の変化（平均＋0.30ポイント、標準偏差1.02ポイント）からみても4.3σの外れ値であるため、町の認定データによる確認を行っています。</w:t>
       </w:r>
     </w:p>
     <w:p>
@@ -7271,7 +7749,7 @@
     </w:p>
     <w:p>
       <w:r>
-        <w:t>サービス別の給付費・受給者数の実績は【データ待ち】です。見える化システムで確認できる受給者1人あたり給付月額は次のとおりです。</w:t>
+        <w:t>サービス別の給付費・受給者数の実績は【町データ待ち】です。見える化システムで確認できる受給者1人あたり給付月額は次のとおりです。</w:t>
       </w:r>
     </w:p>
     <w:tbl>
@@ -8208,7 +8686,7 @@
           <w:i/>
           <w:sz w:val="18"/>
         </w:rPr>
-        <w:t>単位：百万円。資料：介護保険事業状況報告（見える化システムによる）。令和6年度以降は【データ待ち】</w:t>
+        <w:t>単位：百万円。資料：介護保険事業状況報告（見える化システムによる）。令和6年度以降は【町データ待ち】</w:t>
       </w:r>
     </w:p>
     <w:p>
@@ -8397,7 +8875,7 @@
           <w:i/>
           <w:sz w:val="18"/>
         </w:rPr>
-        <w:t>※ 第9期が見込んだ基金取崩3,500万円が実際に行われたかは【データ待ち】。令和6・7年度の決算で確認します。</w:t>
+        <w:t>※ 第9期が見込んだ基金取崩3,500万円が実際に行われたかは【町データ待ち】。令和6・7年度の決算で確認します。</w:t>
       </w:r>
     </w:p>
     <w:p>
@@ -9330,7 +9808,7 @@
           <w:i/>
           <w:sz w:val="18"/>
         </w:rPr>
-        <w:t>※ 第9期計画は「新規施設整備は原則行わず、地域密着型サービス・居宅サービスの充実を基本とする」方針でした。認知症対応型共同生活介護の定員が令和4年度から令和6年度に27人増えている経緯については【データ待ち】。</w:t>
+        <w:t>※ 第9期計画は「新規施設整備は原則行わず、地域密着型サービス・居宅サービスの充実を基本とする」方針でした。認知症対応型共同生活介護の定員が令和4年度から令和6年度に27人増えている経緯については【町データ待ち】。</w:t>
       </w:r>
     </w:p>
     <w:p>
@@ -9449,7 +9927,7 @@
               <w:rPr>
                 <w:sz w:val="18"/>
               </w:rPr>
-              <w:t>【データ待ち】</w:t>
+              <w:t>【見える化出力待ち】</w:t>
             </w:r>
           </w:p>
         </w:tc>
@@ -9463,7 +9941,7 @@
               <w:rPr>
                 <w:sz w:val="18"/>
               </w:rPr>
-              <w:t>【データ待ち】</w:t>
+              <w:t>【見える化出力待ち】</w:t>
             </w:r>
           </w:p>
         </w:tc>
@@ -9477,7 +9955,7 @@
               <w:rPr>
                 <w:sz w:val="18"/>
               </w:rPr>
-              <w:t>【データ待ち】</w:t>
+              <w:t>【見える化出力待ち】</w:t>
             </w:r>
           </w:p>
         </w:tc>
@@ -9507,7 +9985,7 @@
               <w:rPr>
                 <w:sz w:val="18"/>
               </w:rPr>
-              <w:t>【データ待ち】</w:t>
+              <w:t>【見える化出力待ち】</w:t>
             </w:r>
           </w:p>
         </w:tc>
@@ -9521,7 +9999,7 @@
               <w:rPr>
                 <w:sz w:val="18"/>
               </w:rPr>
-              <w:t>【データ待ち】</w:t>
+              <w:t>【見える化出力待ち】</w:t>
             </w:r>
           </w:p>
         </w:tc>
@@ -9535,7 +10013,7 @@
               <w:rPr>
                 <w:sz w:val="18"/>
               </w:rPr>
-              <w:t>【データ待ち】</w:t>
+              <w:t>【見える化出力待ち】</w:t>
             </w:r>
           </w:p>
         </w:tc>
@@ -9565,7 +10043,7 @@
               <w:rPr>
                 <w:sz w:val="18"/>
               </w:rPr>
-              <w:t>【データ待ち】</w:t>
+              <w:t>【見える化出力待ち】</w:t>
             </w:r>
           </w:p>
         </w:tc>
@@ -9579,7 +10057,7 @@
               <w:rPr>
                 <w:sz w:val="18"/>
               </w:rPr>
-              <w:t>【データ待ち】</w:t>
+              <w:t>【見える化出力待ち】</w:t>
             </w:r>
           </w:p>
         </w:tc>
@@ -9593,7 +10071,7 @@
               <w:rPr>
                 <w:sz w:val="18"/>
               </w:rPr>
-              <w:t>【データ待ち】</w:t>
+              <w:t>【見える化出力待ち】</w:t>
             </w:r>
           </w:p>
         </w:tc>
@@ -9623,7 +10101,7 @@
               <w:rPr>
                 <w:sz w:val="18"/>
               </w:rPr>
-              <w:t>【データ待ち】</w:t>
+              <w:t>【見える化出力待ち】</w:t>
             </w:r>
           </w:p>
         </w:tc>
@@ -9637,7 +10115,7 @@
               <w:rPr>
                 <w:sz w:val="18"/>
               </w:rPr>
-              <w:t>【データ待ち】</w:t>
+              <w:t>【見える化出力待ち】</w:t>
             </w:r>
           </w:p>
         </w:tc>
@@ -9651,7 +10129,7 @@
               <w:rPr>
                 <w:sz w:val="18"/>
               </w:rPr>
-              <w:t>【データ待ち】</w:t>
+              <w:t>【見える化出力待ち】</w:t>
             </w:r>
           </w:p>
         </w:tc>
@@ -9765,7 +10243,7 @@
               <w:rPr>
                 <w:sz w:val="18"/>
               </w:rPr>
-              <w:t>【データ待ち】</w:t>
+              <w:t>【見える化出力待ち】</w:t>
             </w:r>
           </w:p>
         </w:tc>
@@ -9779,7 +10257,7 @@
               <w:rPr>
                 <w:sz w:val="18"/>
               </w:rPr>
-              <w:t>【データ待ち】</w:t>
+              <w:t>【見える化出力待ち】</w:t>
             </w:r>
           </w:p>
         </w:tc>
@@ -9793,7 +10271,7 @@
               <w:rPr>
                 <w:sz w:val="18"/>
               </w:rPr>
-              <w:t>【データ待ち】</w:t>
+              <w:t>【見える化出力待ち】</w:t>
             </w:r>
           </w:p>
         </w:tc>
@@ -9823,7 +10301,7 @@
               <w:rPr>
                 <w:sz w:val="18"/>
               </w:rPr>
-              <w:t>【データ待ち】</w:t>
+              <w:t>【見える化出力待ち】</w:t>
             </w:r>
           </w:p>
         </w:tc>
@@ -9837,7 +10315,7 @@
               <w:rPr>
                 <w:sz w:val="18"/>
               </w:rPr>
-              <w:t>【データ待ち】</w:t>
+              <w:t>【見える化出力待ち】</w:t>
             </w:r>
           </w:p>
         </w:tc>
@@ -9851,7 +10329,7 @@
               <w:rPr>
                 <w:sz w:val="18"/>
               </w:rPr>
-              <w:t>【データ待ち】</w:t>
+              <w:t>【見える化出力待ち】</w:t>
             </w:r>
           </w:p>
         </w:tc>
@@ -9881,7 +10359,7 @@
               <w:rPr>
                 <w:sz w:val="18"/>
               </w:rPr>
-              <w:t>【データ待ち】</w:t>
+              <w:t>【見える化出力待ち】</w:t>
             </w:r>
           </w:p>
         </w:tc>
@@ -9895,7 +10373,7 @@
               <w:rPr>
                 <w:sz w:val="18"/>
               </w:rPr>
-              <w:t>【データ待ち】</w:t>
+              <w:t>【見える化出力待ち】</w:t>
             </w:r>
           </w:p>
         </w:tc>
@@ -9909,7 +10387,7 @@
               <w:rPr>
                 <w:sz w:val="18"/>
               </w:rPr>
-              <w:t>【データ待ち】</w:t>
+              <w:t>【見える化出力待ち】</w:t>
             </w:r>
           </w:p>
         </w:tc>
@@ -9939,7 +10417,7 @@
               <w:rPr>
                 <w:sz w:val="18"/>
               </w:rPr>
-              <w:t>【データ待ち】</w:t>
+              <w:t>【見える化出力待ち】</w:t>
             </w:r>
           </w:p>
         </w:tc>
@@ -9953,7 +10431,7 @@
               <w:rPr>
                 <w:sz w:val="18"/>
               </w:rPr>
-              <w:t>【データ待ち】</w:t>
+              <w:t>【見える化出力待ち】</w:t>
             </w:r>
           </w:p>
         </w:tc>
@@ -9967,7 +10445,7 @@
               <w:rPr>
                 <w:sz w:val="18"/>
               </w:rPr>
-              <w:t>【データ待ち】</w:t>
+              <w:t>【見える化出力待ち】</w:t>
             </w:r>
           </w:p>
         </w:tc>
@@ -9997,7 +10475,7 @@
               <w:rPr>
                 <w:sz w:val="18"/>
               </w:rPr>
-              <w:t>【データ待ち】</w:t>
+              <w:t>【見える化出力待ち】</w:t>
             </w:r>
           </w:p>
         </w:tc>
@@ -10011,7 +10489,7 @@
               <w:rPr>
                 <w:sz w:val="18"/>
               </w:rPr>
-              <w:t>【データ待ち】</w:t>
+              <w:t>【見える化出力待ち】</w:t>
             </w:r>
           </w:p>
         </w:tc>
@@ -10025,7 +10503,7 @@
               <w:rPr>
                 <w:sz w:val="18"/>
               </w:rPr>
-              <w:t>【データ待ち】</w:t>
+              <w:t>【見える化出力待ち】</w:t>
             </w:r>
           </w:p>
         </w:tc>
@@ -10055,7 +10533,7 @@
               <w:rPr>
                 <w:sz w:val="18"/>
               </w:rPr>
-              <w:t>【データ待ち】</w:t>
+              <w:t>【見える化出力待ち】</w:t>
             </w:r>
           </w:p>
         </w:tc>
@@ -10069,7 +10547,7 @@
               <w:rPr>
                 <w:sz w:val="18"/>
               </w:rPr>
-              <w:t>【データ待ち】</w:t>
+              <w:t>【見える化出力待ち】</w:t>
             </w:r>
           </w:p>
         </w:tc>
@@ -10083,7 +10561,7 @@
               <w:rPr>
                 <w:sz w:val="18"/>
               </w:rPr>
-              <w:t>【データ待ち】</w:t>
+              <w:t>【見える化出力待ち】</w:t>
             </w:r>
           </w:p>
         </w:tc>
@@ -10113,7 +10591,7 @@
               <w:rPr>
                 <w:sz w:val="18"/>
               </w:rPr>
-              <w:t>【データ待ち】</w:t>
+              <w:t>【見える化出力待ち】</w:t>
             </w:r>
           </w:p>
         </w:tc>
@@ -10127,7 +10605,7 @@
               <w:rPr>
                 <w:sz w:val="18"/>
               </w:rPr>
-              <w:t>【データ待ち】</w:t>
+              <w:t>【見える化出力待ち】</w:t>
             </w:r>
           </w:p>
         </w:tc>
@@ -10141,7 +10619,7 @@
               <w:rPr>
                 <w:sz w:val="18"/>
               </w:rPr>
-              <w:t>【データ待ち】</w:t>
+              <w:t>【見える化出力待ち】</w:t>
             </w:r>
           </w:p>
         </w:tc>
@@ -10171,7 +10649,7 @@
               <w:rPr>
                 <w:sz w:val="18"/>
               </w:rPr>
-              <w:t>【データ待ち】</w:t>
+              <w:t>【見える化出力待ち】</w:t>
             </w:r>
           </w:p>
         </w:tc>
@@ -10185,7 +10663,7 @@
               <w:rPr>
                 <w:sz w:val="18"/>
               </w:rPr>
-              <w:t>【データ待ち】</w:t>
+              <w:t>【見える化出力待ち】</w:t>
             </w:r>
           </w:p>
         </w:tc>
@@ -10199,7 +10677,7 @@
               <w:rPr>
                 <w:sz w:val="18"/>
               </w:rPr>
-              <w:t>【データ待ち】</w:t>
+              <w:t>【見える化出力待ち】</w:t>
             </w:r>
           </w:p>
         </w:tc>
@@ -10229,7 +10707,7 @@
               <w:rPr>
                 <w:sz w:val="18"/>
               </w:rPr>
-              <w:t>【データ待ち】</w:t>
+              <w:t>【見える化出力待ち】</w:t>
             </w:r>
           </w:p>
         </w:tc>
@@ -10243,7 +10721,7 @@
               <w:rPr>
                 <w:sz w:val="18"/>
               </w:rPr>
-              <w:t>【データ待ち】</w:t>
+              <w:t>【見える化出力待ち】</w:t>
             </w:r>
           </w:p>
         </w:tc>
@@ -10257,7 +10735,7 @@
               <w:rPr>
                 <w:sz w:val="18"/>
               </w:rPr>
-              <w:t>【データ待ち】</w:t>
+              <w:t>【見える化出力待ち】</w:t>
             </w:r>
           </w:p>
         </w:tc>
@@ -10422,7 +10900,7 @@
               <w:rPr>
                 <w:sz w:val="18"/>
               </w:rPr>
-              <w:t>見える化システムでは週1回以上の通いの場が平成28年度以降0か所である一方、調査では週1回以上の参加が5.5％あった。一般介護予防事業費は令和5年度で1.0百万円。町の事業実績による確認は【データ待ち】</w:t>
+              <w:t>見える化システムでは週1回以上の通いの場が平成28年度以降0か所である一方、調査では週1回以上の参加が5.5％あった。一般介護予防事業費は令和5年度で1.0百万円。町の事業実績による確認は【町データ待ち】</w:t>
             </w:r>
           </w:p>
         </w:tc>
@@ -12720,7 +13198,7 @@
     </w:p>
     <w:p>
       <w:r>
-        <w:t>本章では、基本目標ごとに、現状と課題、施策の方向、主な事業、成果指標を示します。成果指標の目標値は、認定者数及び事業実績の確定後に設定します（【データ待ち】）。</w:t>
+        <w:t>本章では、基本目標ごとに、現状と課題、施策の方向、主な事業、成果指標を示します。成果指標の目標値は、認定者数及び事業実績の確定後に協議会で設定します（【協議会で設定】）。</w:t>
       </w:r>
     </w:p>
     <w:p>
@@ -13073,21 +13551,21 @@
               <w:rPr>
                 <w:sz w:val="18"/>
               </w:rPr>
-              <w:t>【データ待ち】</w:t>
-            </w:r>
-          </w:p>
-        </w:tc>
-        <w:tc>
-          <w:tcPr>
-            <w:tcW w:type="dxa" w:w="2880"/>
-          </w:tcPr>
-          <w:p>
-            <w:r/>
-            <w:r>
-              <w:rPr>
-                <w:sz w:val="18"/>
-              </w:rPr>
-              <w:t>【データ待ち】</w:t>
+              <w:t>【町データ待ち】</w:t>
+            </w:r>
+          </w:p>
+        </w:tc>
+        <w:tc>
+          <w:tcPr>
+            <w:tcW w:type="dxa" w:w="2880"/>
+          </w:tcPr>
+          <w:p>
+            <w:r/>
+            <w:r>
+              <w:rPr>
+                <w:sz w:val="18"/>
+              </w:rPr>
+              <w:t>【協議会で設定】</w:t>
             </w:r>
           </w:p>
         </w:tc>
@@ -13117,21 +13595,21 @@
               <w:rPr>
                 <w:sz w:val="18"/>
               </w:rPr>
-              <w:t>【データ待ち】</w:t>
-            </w:r>
-          </w:p>
-        </w:tc>
-        <w:tc>
-          <w:tcPr>
-            <w:tcW w:type="dxa" w:w="2880"/>
-          </w:tcPr>
-          <w:p>
-            <w:r/>
-            <w:r>
-              <w:rPr>
-                <w:sz w:val="18"/>
-              </w:rPr>
-              <w:t>【データ待ち】</w:t>
+              <w:t>【町データ待ち】</w:t>
+            </w:r>
+          </w:p>
+        </w:tc>
+        <w:tc>
+          <w:tcPr>
+            <w:tcW w:type="dxa" w:w="2880"/>
+          </w:tcPr>
+          <w:p>
+            <w:r/>
+            <w:r>
+              <w:rPr>
+                <w:sz w:val="18"/>
+              </w:rPr>
+              <w:t>【協議会で設定】</w:t>
             </w:r>
           </w:p>
         </w:tc>
@@ -13161,21 +13639,21 @@
               <w:rPr>
                 <w:sz w:val="18"/>
               </w:rPr>
-              <w:t>【データ待ち】</w:t>
-            </w:r>
-          </w:p>
-        </w:tc>
-        <w:tc>
-          <w:tcPr>
-            <w:tcW w:type="dxa" w:w="2880"/>
-          </w:tcPr>
-          <w:p>
-            <w:r/>
-            <w:r>
-              <w:rPr>
-                <w:sz w:val="18"/>
-              </w:rPr>
-              <w:t>【データ待ち】</w:t>
+              <w:t>【町データ待ち】</w:t>
+            </w:r>
+          </w:p>
+        </w:tc>
+        <w:tc>
+          <w:tcPr>
+            <w:tcW w:type="dxa" w:w="2880"/>
+          </w:tcPr>
+          <w:p>
+            <w:r/>
+            <w:r>
+              <w:rPr>
+                <w:sz w:val="18"/>
+              </w:rPr>
+              <w:t>【協議会で設定】</w:t>
             </w:r>
           </w:p>
         </w:tc>
@@ -13196,7 +13674,7 @@
     </w:p>
     <w:p>
       <w:r>
-        <w:t>本町の一般介護予防事業費は令和5年度で1.0百万円と低い水準にとどまっています。地域包括ケア「見える化」システムでは、週1回以上の通いの場が平成28年度以降0か所とされています。一方、令和7年度調査では、介護予防のための通いの場に週1回以上参加していると回答した方が5.5％（高齢者人口換算で約190人規模）ありました。**両者は整合しないため、町の事業実績による確認を行っています（【データ待ち】）。**</w:t>
+        <w:t>本町の一般介護予防事業費は令和5年度で1.0百万円と低い水準にとどまっています。地域包括ケア「見える化」システムでは、週1回以上の通いの場が平成28年度以降0か所とされています。一方、令和7年度調査では、介護予防のための通いの場に週1回以上参加していると回答した方が5.5％（高齢者人口換算で約190人規模）ありました。**両者は整合しないため、町の事業実績による確認を行っています（【町データ待ち】）。**</w:t>
       </w:r>
     </w:p>
     <w:p>
@@ -13996,21 +14474,21 @@
               <w:rPr>
                 <w:sz w:val="18"/>
               </w:rPr>
-              <w:t>見える化0か所／調査5.5％（【データ待ち】）</w:t>
-            </w:r>
-          </w:p>
-        </w:tc>
-        <w:tc>
-          <w:tcPr>
-            <w:tcW w:type="dxa" w:w="2880"/>
-          </w:tcPr>
-          <w:p>
-            <w:r/>
-            <w:r>
-              <w:rPr>
-                <w:sz w:val="18"/>
-              </w:rPr>
-              <w:t>【データ待ち】</w:t>
+              <w:t>見える化0か所／調査5.5％（【町データ待ち】）</w:t>
+            </w:r>
+          </w:p>
+        </w:tc>
+        <w:tc>
+          <w:tcPr>
+            <w:tcW w:type="dxa" w:w="2880"/>
+          </w:tcPr>
+          <w:p>
+            <w:r/>
+            <w:r>
+              <w:rPr>
+                <w:sz w:val="18"/>
+              </w:rPr>
+              <w:t>【協議会で設定】</w:t>
             </w:r>
           </w:p>
         </w:tc>
@@ -14054,7 +14532,7 @@
               <w:rPr>
                 <w:sz w:val="18"/>
               </w:rPr>
-              <w:t>【データ待ち】</w:t>
+              <w:t>【協議会で設定】</w:t>
             </w:r>
           </w:p>
         </w:tc>
@@ -14098,7 +14576,7 @@
               <w:rPr>
                 <w:sz w:val="18"/>
               </w:rPr>
-              <w:t>【データ待ち】</w:t>
+              <w:t>【協議会で設定】</w:t>
             </w:r>
           </w:p>
         </w:tc>
@@ -14142,7 +14620,7 @@
               <w:rPr>
                 <w:sz w:val="18"/>
               </w:rPr>
-              <w:t>【データ待ち】</w:t>
+              <w:t>【協議会で設定】</w:t>
             </w:r>
           </w:p>
         </w:tc>
@@ -14186,7 +14664,7 @@
               <w:rPr>
                 <w:sz w:val="18"/>
               </w:rPr>
-              <w:t>【データ待ち】</w:t>
+              <w:t>【協議会で設定】</w:t>
             </w:r>
           </w:p>
         </w:tc>
@@ -14518,7 +14996,7 @@
               <w:rPr>
                 <w:sz w:val="18"/>
               </w:rPr>
-              <w:t>【データ待ち】</w:t>
+              <w:t>【協議会で設定】</w:t>
             </w:r>
           </w:p>
         </w:tc>
@@ -14548,21 +15026,21 @@
               <w:rPr>
                 <w:sz w:val="18"/>
               </w:rPr>
-              <w:t>【データ待ち】</w:t>
-            </w:r>
-          </w:p>
-        </w:tc>
-        <w:tc>
-          <w:tcPr>
-            <w:tcW w:type="dxa" w:w="2880"/>
-          </w:tcPr>
-          <w:p>
-            <w:r/>
-            <w:r>
-              <w:rPr>
-                <w:sz w:val="18"/>
-              </w:rPr>
-              <w:t>【データ待ち】</w:t>
+              <w:t>【町データ待ち】</w:t>
+            </w:r>
+          </w:p>
+        </w:tc>
+        <w:tc>
+          <w:tcPr>
+            <w:tcW w:type="dxa" w:w="2880"/>
+          </w:tcPr>
+          <w:p>
+            <w:r/>
+            <w:r>
+              <w:rPr>
+                <w:sz w:val="18"/>
+              </w:rPr>
+              <w:t>【協議会で設定】</w:t>
             </w:r>
           </w:p>
         </w:tc>
@@ -14592,21 +15070,21 @@
               <w:rPr>
                 <w:sz w:val="18"/>
               </w:rPr>
-              <w:t>【データ待ち】</w:t>
-            </w:r>
-          </w:p>
-        </w:tc>
-        <w:tc>
-          <w:tcPr>
-            <w:tcW w:type="dxa" w:w="2880"/>
-          </w:tcPr>
-          <w:p>
-            <w:r/>
-            <w:r>
-              <w:rPr>
-                <w:sz w:val="18"/>
-              </w:rPr>
-              <w:t>【データ待ち】</w:t>
+              <w:t>【町データ待ち】</w:t>
+            </w:r>
+          </w:p>
+        </w:tc>
+        <w:tc>
+          <w:tcPr>
+            <w:tcW w:type="dxa" w:w="2880"/>
+          </w:tcPr>
+          <w:p>
+            <w:r/>
+            <w:r>
+              <w:rPr>
+                <w:sz w:val="18"/>
+              </w:rPr>
+              <w:t>【協議会で設定】</w:t>
             </w:r>
           </w:p>
         </w:tc>
@@ -14874,21 +15352,21 @@
               <w:rPr>
                 <w:sz w:val="18"/>
               </w:rPr>
-              <w:t>【データ待ち】</w:t>
-            </w:r>
-          </w:p>
-        </w:tc>
-        <w:tc>
-          <w:tcPr>
-            <w:tcW w:type="dxa" w:w="2880"/>
-          </w:tcPr>
-          <w:p>
-            <w:r/>
-            <w:r>
-              <w:rPr>
-                <w:sz w:val="18"/>
-              </w:rPr>
-              <w:t>【データ待ち】</w:t>
+              <w:t>【見える化出力待ち】</w:t>
+            </w:r>
+          </w:p>
+        </w:tc>
+        <w:tc>
+          <w:tcPr>
+            <w:tcW w:type="dxa" w:w="2880"/>
+          </w:tcPr>
+          <w:p>
+            <w:r/>
+            <w:r>
+              <w:rPr>
+                <w:sz w:val="18"/>
+              </w:rPr>
+              <w:t>【協議会で設定】</w:t>
             </w:r>
           </w:p>
         </w:tc>
@@ -14918,21 +15396,21 @@
               <w:rPr>
                 <w:sz w:val="18"/>
               </w:rPr>
-              <w:t>【データ待ち】</w:t>
-            </w:r>
-          </w:p>
-        </w:tc>
-        <w:tc>
-          <w:tcPr>
-            <w:tcW w:type="dxa" w:w="2880"/>
-          </w:tcPr>
-          <w:p>
-            <w:r/>
-            <w:r>
-              <w:rPr>
-                <w:sz w:val="18"/>
-              </w:rPr>
-              <w:t>【データ待ち】</w:t>
+              <w:t>【町データ待ち】</w:t>
+            </w:r>
+          </w:p>
+        </w:tc>
+        <w:tc>
+          <w:tcPr>
+            <w:tcW w:type="dxa" w:w="2880"/>
+          </w:tcPr>
+          <w:p>
+            <w:r/>
+            <w:r>
+              <w:rPr>
+                <w:sz w:val="18"/>
+              </w:rPr>
+              <w:t>【協議会で設定】</w:t>
             </w:r>
           </w:p>
         </w:tc>
@@ -14962,21 +15440,21 @@
               <w:rPr>
                 <w:sz w:val="18"/>
               </w:rPr>
-              <w:t>【データ待ち】</w:t>
-            </w:r>
-          </w:p>
-        </w:tc>
-        <w:tc>
-          <w:tcPr>
-            <w:tcW w:type="dxa" w:w="2880"/>
-          </w:tcPr>
-          <w:p>
-            <w:r/>
-            <w:r>
-              <w:rPr>
-                <w:sz w:val="18"/>
-              </w:rPr>
-              <w:t>【データ待ち】</w:t>
+              <w:t>【町データ待ち】</w:t>
+            </w:r>
+          </w:p>
+        </w:tc>
+        <w:tc>
+          <w:tcPr>
+            <w:tcW w:type="dxa" w:w="2880"/>
+          </w:tcPr>
+          <w:p>
+            <w:r/>
+            <w:r>
+              <w:rPr>
+                <w:sz w:val="18"/>
+              </w:rPr>
+              <w:t>【協議会で設定】</w:t>
             </w:r>
           </w:p>
         </w:tc>
@@ -15417,21 +15895,21 @@
               <w:rPr>
                 <w:sz w:val="18"/>
               </w:rPr>
-              <w:t>【データ待ち】</w:t>
-            </w:r>
-          </w:p>
-        </w:tc>
-        <w:tc>
-          <w:tcPr>
-            <w:tcW w:type="dxa" w:w="2880"/>
-          </w:tcPr>
-          <w:p>
-            <w:r/>
-            <w:r>
-              <w:rPr>
-                <w:sz w:val="18"/>
-              </w:rPr>
-              <w:t>【データ待ち】</w:t>
+              <w:t>【町データ待ち】</w:t>
+            </w:r>
+          </w:p>
+        </w:tc>
+        <w:tc>
+          <w:tcPr>
+            <w:tcW w:type="dxa" w:w="2880"/>
+          </w:tcPr>
+          <w:p>
+            <w:r/>
+            <w:r>
+              <w:rPr>
+                <w:sz w:val="18"/>
+              </w:rPr>
+              <w:t>【協議会で設定】</w:t>
             </w:r>
           </w:p>
         </w:tc>
@@ -15475,7 +15953,7 @@
               <w:rPr>
                 <w:sz w:val="18"/>
               </w:rPr>
-              <w:t>【データ待ち】</w:t>
+              <w:t>【協議会で設定】</w:t>
             </w:r>
           </w:p>
         </w:tc>
@@ -15505,21 +15983,21 @@
               <w:rPr>
                 <w:sz w:val="18"/>
               </w:rPr>
-              <w:t>【データ待ち】</w:t>
-            </w:r>
-          </w:p>
-        </w:tc>
-        <w:tc>
-          <w:tcPr>
-            <w:tcW w:type="dxa" w:w="2880"/>
-          </w:tcPr>
-          <w:p>
-            <w:r/>
-            <w:r>
-              <w:rPr>
-                <w:sz w:val="18"/>
-              </w:rPr>
-              <w:t>【データ待ち】</w:t>
+              <w:t>【町データ待ち】</w:t>
+            </w:r>
+          </w:p>
+        </w:tc>
+        <w:tc>
+          <w:tcPr>
+            <w:tcW w:type="dxa" w:w="2880"/>
+          </w:tcPr>
+          <w:p>
+            <w:r/>
+            <w:r>
+              <w:rPr>
+                <w:sz w:val="18"/>
+              </w:rPr>
+              <w:t>【協議会で設定】</w:t>
             </w:r>
           </w:p>
         </w:tc>
@@ -15575,7 +16053,7 @@
           <w:i/>
           <w:sz w:val="18"/>
         </w:rPr>
-        <w:t>※ 介護用品給付券等の町単独事業については、財源科目と補助対象の可否を確認のうえ整理します（【データ待ち】）。</w:t>
+        <w:t>※ 介護用品給付券等の町単独事業については、財源科目と補助対象の可否を確認のうえ整理します（【町データ待ち】）。</w:t>
       </w:r>
     </w:p>
     <w:p>
@@ -15993,7 +16471,7 @@
               <w:rPr>
                 <w:sz w:val="18"/>
               </w:rPr>
-              <w:t>【データ待ち】</w:t>
+              <w:t>【協議会で設定】</w:t>
             </w:r>
           </w:p>
         </w:tc>
@@ -16037,7 +16515,7 @@
               <w:rPr>
                 <w:sz w:val="18"/>
               </w:rPr>
-              <w:t>【データ待ち】</w:t>
+              <w:t>【協議会で設定】</w:t>
             </w:r>
           </w:p>
         </w:tc>
@@ -16081,7 +16559,7 @@
               <w:rPr>
                 <w:sz w:val="18"/>
               </w:rPr>
-              <w:t>【データ待ち】</w:t>
+              <w:t>【協議会で設定】</w:t>
             </w:r>
           </w:p>
         </w:tc>
@@ -16125,7 +16603,7 @@
               <w:rPr>
                 <w:sz w:val="18"/>
               </w:rPr>
-              <w:t>【データ待ち】</w:t>
+              <w:t>【協議会で設定】</w:t>
             </w:r>
           </w:p>
         </w:tc>
@@ -16155,21 +16633,21 @@
               <w:rPr>
                 <w:sz w:val="18"/>
               </w:rPr>
-              <w:t>【データ待ち】</w:t>
-            </w:r>
-          </w:p>
-        </w:tc>
-        <w:tc>
-          <w:tcPr>
-            <w:tcW w:type="dxa" w:w="2880"/>
-          </w:tcPr>
-          <w:p>
-            <w:r/>
-            <w:r>
-              <w:rPr>
-                <w:sz w:val="18"/>
-              </w:rPr>
-              <w:t>【データ待ち】</w:t>
+              <w:t>【見える化出力待ち】</w:t>
+            </w:r>
+          </w:p>
+        </w:tc>
+        <w:tc>
+          <w:tcPr>
+            <w:tcW w:type="dxa" w:w="2880"/>
+          </w:tcPr>
+          <w:p>
+            <w:r/>
+            <w:r>
+              <w:rPr>
+                <w:sz w:val="18"/>
+              </w:rPr>
+              <w:t>【協議会で設定】</w:t>
             </w:r>
           </w:p>
         </w:tc>
@@ -16526,21 +17004,21 @@
               <w:rPr>
                 <w:sz w:val="18"/>
               </w:rPr>
-              <w:t>【データ待ち】</w:t>
-            </w:r>
-          </w:p>
-        </w:tc>
-        <w:tc>
-          <w:tcPr>
-            <w:tcW w:type="dxa" w:w="2880"/>
-          </w:tcPr>
-          <w:p>
-            <w:r/>
-            <w:r>
-              <w:rPr>
-                <w:sz w:val="18"/>
-              </w:rPr>
-              <w:t>【データ待ち】</w:t>
+              <w:t>【町データ待ち】</w:t>
+            </w:r>
+          </w:p>
+        </w:tc>
+        <w:tc>
+          <w:tcPr>
+            <w:tcW w:type="dxa" w:w="2880"/>
+          </w:tcPr>
+          <w:p>
+            <w:r/>
+            <w:r>
+              <w:rPr>
+                <w:sz w:val="18"/>
+              </w:rPr>
+              <w:t>【協議会で設定】</w:t>
             </w:r>
           </w:p>
         </w:tc>
@@ -16614,21 +17092,21 @@
               <w:rPr>
                 <w:sz w:val="18"/>
               </w:rPr>
-              <w:t>【データ待ち】</w:t>
-            </w:r>
-          </w:p>
-        </w:tc>
-        <w:tc>
-          <w:tcPr>
-            <w:tcW w:type="dxa" w:w="2880"/>
-          </w:tcPr>
-          <w:p>
-            <w:r/>
-            <w:r>
-              <w:rPr>
-                <w:sz w:val="18"/>
-              </w:rPr>
-              <w:t>【データ待ち】</w:t>
+              <w:t>【町データ待ち】</w:t>
+            </w:r>
+          </w:p>
+        </w:tc>
+        <w:tc>
+          <w:tcPr>
+            <w:tcW w:type="dxa" w:w="2880"/>
+          </w:tcPr>
+          <w:p>
+            <w:r/>
+            <w:r>
+              <w:rPr>
+                <w:sz w:val="18"/>
+              </w:rPr>
+              <w:t>【協議会で設定】</w:t>
             </w:r>
           </w:p>
         </w:tc>
@@ -17330,21 +17808,21 @@
               <w:rPr>
                 <w:sz w:val="18"/>
               </w:rPr>
-              <w:t>【データ待ち】</w:t>
-            </w:r>
-          </w:p>
-        </w:tc>
-        <w:tc>
-          <w:tcPr>
-            <w:tcW w:type="dxa" w:w="2880"/>
-          </w:tcPr>
-          <w:p>
-            <w:r/>
-            <w:r>
-              <w:rPr>
-                <w:sz w:val="18"/>
-              </w:rPr>
-              <w:t>【データ待ち】</w:t>
+              <w:t>【町データ待ち】</w:t>
+            </w:r>
+          </w:p>
+        </w:tc>
+        <w:tc>
+          <w:tcPr>
+            <w:tcW w:type="dxa" w:w="2880"/>
+          </w:tcPr>
+          <w:p>
+            <w:r/>
+            <w:r>
+              <w:rPr>
+                <w:sz w:val="18"/>
+              </w:rPr>
+              <w:t>【協議会で設定】</w:t>
             </w:r>
           </w:p>
         </w:tc>
@@ -17374,21 +17852,21 @@
               <w:rPr>
                 <w:sz w:val="18"/>
               </w:rPr>
-              <w:t>【データ待ち】</w:t>
-            </w:r>
-          </w:p>
-        </w:tc>
-        <w:tc>
-          <w:tcPr>
-            <w:tcW w:type="dxa" w:w="2880"/>
-          </w:tcPr>
-          <w:p>
-            <w:r/>
-            <w:r>
-              <w:rPr>
-                <w:sz w:val="18"/>
-              </w:rPr>
-              <w:t>【データ待ち】</w:t>
+              <w:t>【町データ待ち】</w:t>
+            </w:r>
+          </w:p>
+        </w:tc>
+        <w:tc>
+          <w:tcPr>
+            <w:tcW w:type="dxa" w:w="2880"/>
+          </w:tcPr>
+          <w:p>
+            <w:r/>
+            <w:r>
+              <w:rPr>
+                <w:sz w:val="18"/>
+              </w:rPr>
+              <w:t>【協議会で設定】</w:t>
             </w:r>
           </w:p>
         </w:tc>
@@ -17418,21 +17896,21 @@
               <w:rPr>
                 <w:sz w:val="18"/>
               </w:rPr>
-              <w:t>【データ待ち】</w:t>
-            </w:r>
-          </w:p>
-        </w:tc>
-        <w:tc>
-          <w:tcPr>
-            <w:tcW w:type="dxa" w:w="2880"/>
-          </w:tcPr>
-          <w:p>
-            <w:r/>
-            <w:r>
-              <w:rPr>
-                <w:sz w:val="18"/>
-              </w:rPr>
-              <w:t>【データ待ち】</w:t>
+              <w:t>【町データ待ち】</w:t>
+            </w:r>
+          </w:p>
+        </w:tc>
+        <w:tc>
+          <w:tcPr>
+            <w:tcW w:type="dxa" w:w="2880"/>
+          </w:tcPr>
+          <w:p>
+            <w:r/>
+            <w:r>
+              <w:rPr>
+                <w:sz w:val="18"/>
+              </w:rPr>
+              <w:t>【協議会で設定】</w:t>
             </w:r>
           </w:p>
         </w:tc>
@@ -17462,21 +17940,21 @@
               <w:rPr>
                 <w:sz w:val="18"/>
               </w:rPr>
-              <w:t>【データ待ち】</w:t>
-            </w:r>
-          </w:p>
-        </w:tc>
-        <w:tc>
-          <w:tcPr>
-            <w:tcW w:type="dxa" w:w="2880"/>
-          </w:tcPr>
-          <w:p>
-            <w:r/>
-            <w:r>
-              <w:rPr>
-                <w:sz w:val="18"/>
-              </w:rPr>
-              <w:t>【データ待ち】</w:t>
+              <w:t>【町データ待ち】</w:t>
+            </w:r>
+          </w:p>
+        </w:tc>
+        <w:tc>
+          <w:tcPr>
+            <w:tcW w:type="dxa" w:w="2880"/>
+          </w:tcPr>
+          <w:p>
+            <w:r/>
+            <w:r>
+              <w:rPr>
+                <w:sz w:val="18"/>
+              </w:rPr>
+              <w:t>【協議会で設定】</w:t>
             </w:r>
           </w:p>
         </w:tc>
@@ -17824,7 +18302,7 @@
               <w:rPr>
                 <w:sz w:val="18"/>
               </w:rPr>
-              <w:t>【データ待ち】</w:t>
+              <w:t>【見える化出力待ち】</w:t>
             </w:r>
           </w:p>
         </w:tc>
@@ -17882,7 +18360,7 @@
               <w:rPr>
                 <w:sz w:val="18"/>
               </w:rPr>
-              <w:t>【データ待ち】</w:t>
+              <w:t>【協議会で設定】</w:t>
             </w:r>
           </w:p>
         </w:tc>
@@ -17912,21 +18390,21 @@
               <w:rPr>
                 <w:sz w:val="18"/>
               </w:rPr>
-              <w:t>【データ待ち】</w:t>
-            </w:r>
-          </w:p>
-        </w:tc>
-        <w:tc>
-          <w:tcPr>
-            <w:tcW w:type="dxa" w:w="2880"/>
-          </w:tcPr>
-          <w:p>
-            <w:r/>
-            <w:r>
-              <w:rPr>
-                <w:sz w:val="18"/>
-              </w:rPr>
-              <w:t>【データ待ち】</w:t>
+              <w:t>【町データ待ち】</w:t>
+            </w:r>
+          </w:p>
+        </w:tc>
+        <w:tc>
+          <w:tcPr>
+            <w:tcW w:type="dxa" w:w="2880"/>
+          </w:tcPr>
+          <w:p>
+            <w:r/>
+            <w:r>
+              <w:rPr>
+                <w:sz w:val="18"/>
+              </w:rPr>
+              <w:t>【協議会で設定】</w:t>
             </w:r>
           </w:p>
         </w:tc>
@@ -18238,21 +18716,21 @@
               <w:rPr>
                 <w:sz w:val="18"/>
               </w:rPr>
-              <w:t>【データ待ち】</w:t>
-            </w:r>
-          </w:p>
-        </w:tc>
-        <w:tc>
-          <w:tcPr>
-            <w:tcW w:type="dxa" w:w="2880"/>
-          </w:tcPr>
-          <w:p>
-            <w:r/>
-            <w:r>
-              <w:rPr>
-                <w:sz w:val="18"/>
-              </w:rPr>
-              <w:t>【データ待ち】</w:t>
+              <w:t>【町データ待ち】</w:t>
+            </w:r>
+          </w:p>
+        </w:tc>
+        <w:tc>
+          <w:tcPr>
+            <w:tcW w:type="dxa" w:w="2880"/>
+          </w:tcPr>
+          <w:p>
+            <w:r/>
+            <w:r>
+              <w:rPr>
+                <w:sz w:val="18"/>
+              </w:rPr>
+              <w:t>【協議会で設定】</w:t>
             </w:r>
           </w:p>
         </w:tc>
@@ -18282,21 +18760,21 @@
               <w:rPr>
                 <w:sz w:val="18"/>
               </w:rPr>
-              <w:t>【データ待ち】</w:t>
-            </w:r>
-          </w:p>
-        </w:tc>
-        <w:tc>
-          <w:tcPr>
-            <w:tcW w:type="dxa" w:w="2880"/>
-          </w:tcPr>
-          <w:p>
-            <w:r/>
-            <w:r>
-              <w:rPr>
-                <w:sz w:val="18"/>
-              </w:rPr>
-              <w:t>【データ待ち】</w:t>
+              <w:t>【町データ待ち】</w:t>
+            </w:r>
+          </w:p>
+        </w:tc>
+        <w:tc>
+          <w:tcPr>
+            <w:tcW w:type="dxa" w:w="2880"/>
+          </w:tcPr>
+          <w:p>
+            <w:r/>
+            <w:r>
+              <w:rPr>
+                <w:sz w:val="18"/>
+              </w:rPr>
+              <w:t>【協議会で設定】</w:t>
             </w:r>
           </w:p>
         </w:tc>
@@ -18326,21 +18804,21 @@
               <w:rPr>
                 <w:sz w:val="18"/>
               </w:rPr>
-              <w:t>【データ待ち】</w:t>
-            </w:r>
-          </w:p>
-        </w:tc>
-        <w:tc>
-          <w:tcPr>
-            <w:tcW w:type="dxa" w:w="2880"/>
-          </w:tcPr>
-          <w:p>
-            <w:r/>
-            <w:r>
-              <w:rPr>
-                <w:sz w:val="18"/>
-              </w:rPr>
-              <w:t>【データ待ち】</w:t>
+              <w:t>【町データ待ち】</w:t>
+            </w:r>
+          </w:p>
+        </w:tc>
+        <w:tc>
+          <w:tcPr>
+            <w:tcW w:type="dxa" w:w="2880"/>
+          </w:tcPr>
+          <w:p>
+            <w:r/>
+            <w:r>
+              <w:rPr>
+                <w:sz w:val="18"/>
+              </w:rPr>
+              <w:t>【協議会で設定】</w:t>
             </w:r>
           </w:p>
         </w:tc>
@@ -18370,21 +18848,21 @@
               <w:rPr>
                 <w:sz w:val="18"/>
               </w:rPr>
-              <w:t>【データ待ち】</w:t>
-            </w:r>
-          </w:p>
-        </w:tc>
-        <w:tc>
-          <w:tcPr>
-            <w:tcW w:type="dxa" w:w="2880"/>
-          </w:tcPr>
-          <w:p>
-            <w:r/>
-            <w:r>
-              <w:rPr>
-                <w:sz w:val="18"/>
-              </w:rPr>
-              <w:t>【データ待ち】</w:t>
+              <w:t>【町データ待ち】</w:t>
+            </w:r>
+          </w:p>
+        </w:tc>
+        <w:tc>
+          <w:tcPr>
+            <w:tcW w:type="dxa" w:w="2880"/>
+          </w:tcPr>
+          <w:p>
+            <w:r/>
+            <w:r>
+              <w:rPr>
+                <w:sz w:val="18"/>
+              </w:rPr>
+              <w:t>【協議会で設定】</w:t>
             </w:r>
           </w:p>
         </w:tc>
@@ -18396,7 +18874,7 @@
           <w:i/>
           <w:sz w:val="18"/>
         </w:rPr>
-        <w:t>※ 介護給付適正化の主要3事業の実施状況は【データ待ち】。特に要介護認定の適正化については、認定者数の推移との関係を確認する必要があります。</w:t>
+        <w:t>※ 介護給付適正化の主要3事業の実施状況は【町データ待ち】。特に要介護認定の適正化については、認定者数の推移との関係を確認する必要があります。</w:t>
       </w:r>
     </w:p>
     <w:p>
@@ -19358,7 +19836,7 @@
               <w:rPr>
                 <w:sz w:val="18"/>
               </w:rPr>
-              <w:t>【データ待ち】</w:t>
+              <w:t>【協議会で設定】</w:t>
             </w:r>
           </w:p>
         </w:tc>
@@ -19388,21 +19866,21 @@
               <w:rPr>
                 <w:sz w:val="18"/>
               </w:rPr>
-              <w:t>【データ待ち】</w:t>
-            </w:r>
-          </w:p>
-        </w:tc>
-        <w:tc>
-          <w:tcPr>
-            <w:tcW w:type="dxa" w:w="2880"/>
-          </w:tcPr>
-          <w:p>
-            <w:r/>
-            <w:r>
-              <w:rPr>
-                <w:sz w:val="18"/>
-              </w:rPr>
-              <w:t>【データ待ち】</w:t>
+              <w:t>【見える化出力待ち】</w:t>
+            </w:r>
+          </w:p>
+        </w:tc>
+        <w:tc>
+          <w:tcPr>
+            <w:tcW w:type="dxa" w:w="2880"/>
+          </w:tcPr>
+          <w:p>
+            <w:r/>
+            <w:r>
+              <w:rPr>
+                <w:sz w:val="18"/>
+              </w:rPr>
+              <w:t>【協議会で設定】</w:t>
             </w:r>
           </w:p>
         </w:tc>
@@ -19446,7 +19924,7 @@
               <w:rPr>
                 <w:sz w:val="18"/>
               </w:rPr>
-              <w:t>【データ待ち】</w:t>
+              <w:t>【協議会で設定】</w:t>
             </w:r>
           </w:p>
         </w:tc>
@@ -19506,7 +19984,7 @@
     </w:p>
     <w:p>
       <w:r>
-        <w:t>【サービス見込量】サービス見込量は、認定者数の推計を基礎とし、サービス別の利用実績、制度改正の内容、施設整備の予定を踏まえて算定します。認定者数の確定後に算定するため、本素案では【データ待ち】としています。</w:t>
+        <w:t>【サービス見込量】サービス見込量は、認定者数の推計を基礎とし、サービス別の利用実績、制度改正の内容、施設整備の予定を踏まえて算定します。認定者数の確定後に算定するため、本素案では【算定後に記載】としています。</w:t>
       </w:r>
     </w:p>
     <w:tbl>
@@ -19612,7 +20090,7 @@
               <w:rPr>
                 <w:sz w:val="18"/>
               </w:rPr>
-              <w:t>【データ待ち】</w:t>
+              <w:t>【算定後に記載】</w:t>
             </w:r>
           </w:p>
         </w:tc>
@@ -19626,7 +20104,7 @@
               <w:rPr>
                 <w:sz w:val="18"/>
               </w:rPr>
-              <w:t>【データ待ち】</w:t>
+              <w:t>【算定後に記載】</w:t>
             </w:r>
           </w:p>
         </w:tc>
@@ -19640,7 +20118,7 @@
               <w:rPr>
                 <w:sz w:val="18"/>
               </w:rPr>
-              <w:t>【データ待ち】</w:t>
+              <w:t>【算定後に記載】</w:t>
             </w:r>
           </w:p>
         </w:tc>
@@ -19670,7 +20148,7 @@
               <w:rPr>
                 <w:sz w:val="18"/>
               </w:rPr>
-              <w:t>【データ待ち】</w:t>
+              <w:t>【算定後に記載】</w:t>
             </w:r>
           </w:p>
         </w:tc>
@@ -19684,7 +20162,7 @@
               <w:rPr>
                 <w:sz w:val="18"/>
               </w:rPr>
-              <w:t>【データ待ち】</w:t>
+              <w:t>【算定後に記載】</w:t>
             </w:r>
           </w:p>
         </w:tc>
@@ -19698,7 +20176,7 @@
               <w:rPr>
                 <w:sz w:val="18"/>
               </w:rPr>
-              <w:t>【データ待ち】</w:t>
+              <w:t>【算定後に記載】</w:t>
             </w:r>
           </w:p>
         </w:tc>
@@ -19728,7 +20206,7 @@
               <w:rPr>
                 <w:sz w:val="18"/>
               </w:rPr>
-              <w:t>【データ待ち】</w:t>
+              <w:t>【算定後に記載】</w:t>
             </w:r>
           </w:p>
         </w:tc>
@@ -19742,7 +20220,7 @@
               <w:rPr>
                 <w:sz w:val="18"/>
               </w:rPr>
-              <w:t>【データ待ち】</w:t>
+              <w:t>【算定後に記載】</w:t>
             </w:r>
           </w:p>
         </w:tc>
@@ -19756,7 +20234,7 @@
               <w:rPr>
                 <w:sz w:val="18"/>
               </w:rPr>
-              <w:t>【データ待ち】</w:t>
+              <w:t>【算定後に記載】</w:t>
             </w:r>
           </w:p>
         </w:tc>
@@ -19786,7 +20264,7 @@
               <w:rPr>
                 <w:sz w:val="18"/>
               </w:rPr>
-              <w:t>【データ待ち】</w:t>
+              <w:t>【算定後に記載】</w:t>
             </w:r>
           </w:p>
         </w:tc>
@@ -19800,7 +20278,7 @@
               <w:rPr>
                 <w:sz w:val="18"/>
               </w:rPr>
-              <w:t>【データ待ち】</w:t>
+              <w:t>【算定後に記載】</w:t>
             </w:r>
           </w:p>
         </w:tc>
@@ -19814,7 +20292,7 @@
               <w:rPr>
                 <w:sz w:val="18"/>
               </w:rPr>
-              <w:t>【データ待ち】</w:t>
+              <w:t>【算定後に記載】</w:t>
             </w:r>
           </w:p>
         </w:tc>
@@ -19844,7 +20322,7 @@
               <w:rPr>
                 <w:sz w:val="18"/>
               </w:rPr>
-              <w:t>【データ待ち】</w:t>
+              <w:t>【算定後に記載】</w:t>
             </w:r>
           </w:p>
         </w:tc>
@@ -19858,7 +20336,7 @@
               <w:rPr>
                 <w:sz w:val="18"/>
               </w:rPr>
-              <w:t>【データ待ち】</w:t>
+              <w:t>【算定後に記載】</w:t>
             </w:r>
           </w:p>
         </w:tc>
@@ -19872,7 +20350,7 @@
               <w:rPr>
                 <w:sz w:val="18"/>
               </w:rPr>
-              <w:t>【データ待ち】</w:t>
+              <w:t>【算定後に記載】</w:t>
             </w:r>
           </w:p>
         </w:tc>
@@ -19902,7 +20380,7 @@
               <w:rPr>
                 <w:sz w:val="18"/>
               </w:rPr>
-              <w:t>【データ待ち】</w:t>
+              <w:t>【算定後に記載】</w:t>
             </w:r>
           </w:p>
         </w:tc>
@@ -19916,7 +20394,7 @@
               <w:rPr>
                 <w:sz w:val="18"/>
               </w:rPr>
-              <w:t>【データ待ち】</w:t>
+              <w:t>【算定後に記載】</w:t>
             </w:r>
           </w:p>
         </w:tc>
@@ -19930,7 +20408,7 @@
               <w:rPr>
                 <w:sz w:val="18"/>
               </w:rPr>
-              <w:t>【データ待ち】</w:t>
+              <w:t>【算定後に記載】</w:t>
             </w:r>
           </w:p>
         </w:tc>
@@ -19960,7 +20438,7 @@
               <w:rPr>
                 <w:sz w:val="18"/>
               </w:rPr>
-              <w:t>【データ待ち】</w:t>
+              <w:t>【算定後に記載】</w:t>
             </w:r>
           </w:p>
         </w:tc>
@@ -19974,7 +20452,7 @@
               <w:rPr>
                 <w:sz w:val="18"/>
               </w:rPr>
-              <w:t>【データ待ち】</w:t>
+              <w:t>【算定後に記載】</w:t>
             </w:r>
           </w:p>
         </w:tc>
@@ -19988,7 +20466,7 @@
               <w:rPr>
                 <w:sz w:val="18"/>
               </w:rPr>
-              <w:t>【データ待ち】</w:t>
+              <w:t>【算定後に記載】</w:t>
             </w:r>
           </w:p>
         </w:tc>
@@ -20018,7 +20496,7 @@
               <w:rPr>
                 <w:sz w:val="18"/>
               </w:rPr>
-              <w:t>【データ待ち】</w:t>
+              <w:t>【算定後に記載】</w:t>
             </w:r>
           </w:p>
         </w:tc>
@@ -20032,7 +20510,7 @@
               <w:rPr>
                 <w:sz w:val="18"/>
               </w:rPr>
-              <w:t>【データ待ち】</w:t>
+              <w:t>【算定後に記載】</w:t>
             </w:r>
           </w:p>
         </w:tc>
@@ -20046,7 +20524,7 @@
               <w:rPr>
                 <w:sz w:val="18"/>
               </w:rPr>
-              <w:t>【データ待ち】</w:t>
+              <w:t>【算定後に記載】</w:t>
             </w:r>
           </w:p>
         </w:tc>
@@ -20639,7 +21117,7 @@
               <w:rPr>
                 <w:sz w:val="18"/>
               </w:rPr>
-              <w:t>在宅の要介護認定者の24.0％が入所を検討または申込済み。施設整備の予定は【データ待ち】</w:t>
+              <w:t>在宅の要介護認定者の24.0％が入所を検討または申込済み。施設整備の予定は【決定後に記載】</w:t>
             </w:r>
           </w:p>
         </w:tc>
@@ -20819,7 +21297,7 @@
               <w:rPr>
                 <w:sz w:val="18"/>
               </w:rPr>
-              <w:t>【データ待ち】</w:t>
+              <w:t>【算定後に記載】</w:t>
             </w:r>
           </w:p>
         </w:tc>
@@ -20863,7 +21341,7 @@
               <w:rPr>
                 <w:sz w:val="18"/>
               </w:rPr>
-              <w:t>【データ待ち】</w:t>
+              <w:t>【算定後に記載】</w:t>
             </w:r>
           </w:p>
         </w:tc>
@@ -20907,7 +21385,7 @@
               <w:rPr>
                 <w:sz w:val="18"/>
               </w:rPr>
-              <w:t>【データ待ち】</w:t>
+              <w:t>【算定後に記載】</w:t>
             </w:r>
           </w:p>
         </w:tc>
@@ -20951,7 +21429,7 @@
               <w:rPr>
                 <w:sz w:val="18"/>
               </w:rPr>
-              <w:t>【データ待ち】</w:t>
+              <w:t>【算定後に記載】</w:t>
             </w:r>
           </w:p>
         </w:tc>
@@ -21093,7 +21571,7 @@
               <w:rPr>
                 <w:sz w:val="18"/>
               </w:rPr>
-              <w:t>【データ待ち】</w:t>
+              <w:t>【算定後に記載】</w:t>
             </w:r>
           </w:p>
         </w:tc>
@@ -21151,7 +21629,7 @@
               <w:rPr>
                 <w:sz w:val="18"/>
               </w:rPr>
-              <w:t>【データ待ち】</w:t>
+              <w:t>【算定後に記載】</w:t>
             </w:r>
           </w:p>
         </w:tc>
@@ -21209,7 +21687,7 @@
               <w:rPr>
                 <w:sz w:val="18"/>
               </w:rPr>
-              <w:t>【データ待ち】</w:t>
+              <w:t>【算定後に記載】</w:t>
             </w:r>
           </w:p>
         </w:tc>
@@ -21267,7 +21745,7 @@
               <w:rPr>
                 <w:sz w:val="18"/>
               </w:rPr>
-              <w:t>【データ待ち】</w:t>
+              <w:t>【算定後に記載】</w:t>
             </w:r>
           </w:p>
         </w:tc>
@@ -21325,7 +21803,7 @@
               <w:rPr>
                 <w:sz w:val="18"/>
               </w:rPr>
-              <w:t>【データ待ち】</w:t>
+              <w:t>【算定後に記載】</w:t>
             </w:r>
           </w:p>
         </w:tc>
@@ -22131,7 +22609,7 @@
               <w:rPr>
                 <w:sz w:val="18"/>
               </w:rPr>
-              <w:t>【データ待ち】</w:t>
+              <w:t>【決定後に記載】</w:t>
             </w:r>
           </w:p>
         </w:tc>
@@ -22175,7 +22653,7 @@
               <w:rPr>
                 <w:sz w:val="18"/>
               </w:rPr>
-              <w:t>【データ待ち】</w:t>
+              <w:t>【決定後に記載】</w:t>
             </w:r>
           </w:p>
         </w:tc>
@@ -22219,7 +22697,7 @@
               <w:rPr>
                 <w:sz w:val="18"/>
               </w:rPr>
-              <w:t>【データ待ち】</w:t>
+              <w:t>【決定後に記載】</w:t>
             </w:r>
           </w:p>
         </w:tc>

--- a/小野町_引継ぎ_整理済/03_計画素案/小野町高齢者保健福祉計画_第10期介護保険事業計画_素案_第2版_20260805.docx
+++ b/小野町_引継ぎ_整理済/03_計画素案/小野町高齢者保健福祉計画_第10期介護保険事業計画_素案_第2版_20260805.docx
@@ -306,7 +306,7 @@
     </w:p>
     <w:p>
       <w:r>
-        <w:t>本素案には確定していない箇所が152あります。**その性格は一様ではないため、次の5区分に分けて表示しています。****町からのデータ受領を待っているのは30箇所（19.7％）で、残りは見える化システムから出力できるもの、受託者が算定するもの、町・国の決定を待つもの、協議会で設定する目標値です。**</w:t>
+        <w:t>本素案には確定していない箇所が151あります。**その性格は一様ではないため、次の5区分に分けて表示しています。****町からのデータ受領を待っているのは29箇所（19.2％）で、残りは見える化システムから出力できるもの、受託者が算定するもの、町・国の決定を待つもの、協議会で設定する目標値です。**</w:t>
       </w:r>
     </w:p>
     <w:tbl>
@@ -457,7 +457,7 @@
               <w:rPr>
                 <w:sz w:val="18"/>
               </w:rPr>
-              <w:t>28.3％</w:t>
+              <w:t>28.5％</w:t>
             </w:r>
           </w:p>
         </w:tc>
@@ -529,7 +529,7 @@
               <w:rPr>
                 <w:sz w:val="18"/>
               </w:rPr>
-              <w:t>25.0％</w:t>
+              <w:t>25.2％</w:t>
             </w:r>
           </w:p>
         </w:tc>
@@ -601,7 +601,7 @@
               <w:rPr>
                 <w:sz w:val="18"/>
               </w:rPr>
-              <w:t>22.4％</w:t>
+              <w:t>22.5％</w:t>
             </w:r>
           </w:p>
         </w:tc>
@@ -659,7 +659,7 @@
               <w:rPr>
                 <w:sz w:val="18"/>
               </w:rPr>
-              <w:t>**30**</w:t>
+              <w:t>**29**</w:t>
             </w:r>
           </w:p>
         </w:tc>
@@ -673,7 +673,7 @@
               <w:rPr>
                 <w:sz w:val="18"/>
               </w:rPr>
-              <w:t>**19.7％**</w:t>
+              <w:t>**19.2％**</w:t>
             </w:r>
           </w:p>
         </w:tc>
@@ -687,7 +687,7 @@
               <w:rPr>
                 <w:sz w:val="18"/>
               </w:rPr>
-              <w:t>**町からの受領。**令和6・7年度決算、年度末基準の認定者数、事業実績、健診受診率、相談件数、個別避難計画、移送・配食等の利用者数</w:t>
+              <w:t>**町からの受領。**令和6・7年度決算、令和8年3月末の認定者数の確認、事業実績、健診受診率、相談件数、個別避難計画、移送・配食等の利用者数</w:t>
             </w:r>
           </w:p>
         </w:tc>
@@ -5375,7 +5375,7 @@
     </w:p>
     <w:p>
       <w:r>
-        <w:t>本町の要支援・要介護認定者数は8年連続で増加しています。</w:t>
+        <w:t>本町の要支援・要介護認定者数は増加を続けてきました。各年3月末（年度末）を基準とした推移は次のとおりです。</w:t>
       </w:r>
     </w:p>
     <w:tbl>
@@ -5409,7 +5409,7 @@
                 <w:b/>
                 <w:sz w:val="18"/>
               </w:rPr>
-              <w:t>年（各年9月末／10月1日現在）</w:t>
+              <w:t>基準日</w:t>
             </w:r>
           </w:p>
         </w:tc>
@@ -5553,7 +5553,7 @@
                 <w:b/>
                 <w:sz w:val="18"/>
               </w:rPr>
-              <w:t>認定率</w:t>
+              <w:t>対前年増減</w:t>
             </w:r>
           </w:p>
         </w:tc>
@@ -5569,7 +5569,7 @@
               <w:rPr>
                 <w:sz w:val="18"/>
               </w:rPr>
-              <w:t>平成30年（2018）</w:t>
+              <w:t>平成30年3月末</w:t>
             </w:r>
           </w:p>
         </w:tc>
@@ -5583,7 +5583,7 @@
               <w:rPr>
                 <w:sz w:val="18"/>
               </w:rPr>
-              <w:t>48</w:t>
+              <w:t>36</w:t>
             </w:r>
           </w:p>
         </w:tc>
@@ -5597,7 +5597,7 @@
               <w:rPr>
                 <w:sz w:val="18"/>
               </w:rPr>
-              <w:t>76</w:t>
+              <w:t>71</w:t>
             </w:r>
           </w:p>
         </w:tc>
@@ -5611,7 +5611,7 @@
               <w:rPr>
                 <w:sz w:val="18"/>
               </w:rPr>
-              <w:t>131</w:t>
+              <w:t>139</w:t>
             </w:r>
           </w:p>
         </w:tc>
@@ -5639,7 +5639,7 @@
               <w:rPr>
                 <w:sz w:val="18"/>
               </w:rPr>
-              <w:t>111</w:t>
+              <w:t>106</w:t>
             </w:r>
           </w:p>
         </w:tc>
@@ -5653,7 +5653,7 @@
               <w:rPr>
                 <w:sz w:val="18"/>
               </w:rPr>
-              <w:t>83</w:t>
+              <w:t>89</w:t>
             </w:r>
           </w:p>
         </w:tc>
@@ -5667,7 +5667,7 @@
               <w:rPr>
                 <w:sz w:val="18"/>
               </w:rPr>
-              <w:t>86</w:t>
+              <w:t>85</w:t>
             </w:r>
           </w:p>
         </w:tc>
@@ -5681,7 +5681,7 @@
               <w:rPr>
                 <w:sz w:val="18"/>
               </w:rPr>
-              <w:t>700</w:t>
+              <w:t>691</w:t>
             </w:r>
           </w:p>
         </w:tc>
@@ -5695,7 +5695,7 @@
               <w:rPr>
                 <w:sz w:val="18"/>
               </w:rPr>
-              <w:t>―</w:t>
+              <w:t>▲1</w:t>
             </w:r>
           </w:p>
         </w:tc>
@@ -5711,7 +5711,7 @@
               <w:rPr>
                 <w:sz w:val="18"/>
               </w:rPr>
-              <w:t>令和元年（2019）</w:t>
+              <w:t>令和元年3月末</w:t>
             </w:r>
           </w:p>
         </w:tc>
@@ -5725,7 +5725,7 @@
               <w:rPr>
                 <w:sz w:val="18"/>
               </w:rPr>
-              <w:t>57</w:t>
+              <w:t>56</w:t>
             </w:r>
           </w:p>
         </w:tc>
@@ -5739,7 +5739,7 @@
               <w:rPr>
                 <w:sz w:val="18"/>
               </w:rPr>
-              <w:t>94</w:t>
+              <w:t>81</w:t>
             </w:r>
           </w:p>
         </w:tc>
@@ -5753,7 +5753,7 @@
               <w:rPr>
                 <w:sz w:val="18"/>
               </w:rPr>
-              <w:t>140</w:t>
+              <w:t>134</w:t>
             </w:r>
           </w:p>
         </w:tc>
@@ -5781,7 +5781,7 @@
               <w:rPr>
                 <w:sz w:val="18"/>
               </w:rPr>
-              <w:t>111</w:t>
+              <w:t>117</w:t>
             </w:r>
           </w:p>
         </w:tc>
@@ -5795,7 +5795,7 @@
               <w:rPr>
                 <w:sz w:val="18"/>
               </w:rPr>
-              <w:t>92</w:t>
+              <w:t>91</w:t>
             </w:r>
           </w:p>
         </w:tc>
@@ -5809,7 +5809,7 @@
               <w:rPr>
                 <w:sz w:val="18"/>
               </w:rPr>
-              <w:t>87</w:t>
+              <w:t>84</w:t>
             </w:r>
           </w:p>
         </w:tc>
@@ -5823,7 +5823,7 @@
               <w:rPr>
                 <w:sz w:val="18"/>
               </w:rPr>
-              <w:t>740</w:t>
+              <w:t>722</w:t>
             </w:r>
           </w:p>
         </w:tc>
@@ -5837,7 +5837,7 @@
               <w:rPr>
                 <w:sz w:val="18"/>
               </w:rPr>
-              <w:t>―</w:t>
+              <w:t>＋31</w:t>
             </w:r>
           </w:p>
         </w:tc>
@@ -5853,7 +5853,7 @@
               <w:rPr>
                 <w:sz w:val="18"/>
               </w:rPr>
-              <w:t>令和2年（2020）</w:t>
+              <w:t>令和2年3月末</w:t>
             </w:r>
           </w:p>
         </w:tc>
@@ -5867,7 +5867,7 @@
               <w:rPr>
                 <w:sz w:val="18"/>
               </w:rPr>
-              <w:t>50</w:t>
+              <w:t>57</w:t>
             </w:r>
           </w:p>
         </w:tc>
@@ -5881,7 +5881,7 @@
               <w:rPr>
                 <w:sz w:val="18"/>
               </w:rPr>
-              <w:t>96</w:t>
+              <w:t>95</w:t>
             </w:r>
           </w:p>
         </w:tc>
@@ -5895,7 +5895,7 @@
               <w:rPr>
                 <w:sz w:val="18"/>
               </w:rPr>
-              <w:t>145</w:t>
+              <w:t>134</w:t>
             </w:r>
           </w:p>
         </w:tc>
@@ -5909,7 +5909,7 @@
               <w:rPr>
                 <w:sz w:val="18"/>
               </w:rPr>
-              <w:t>160</w:t>
+              <w:t>157</w:t>
             </w:r>
           </w:p>
         </w:tc>
@@ -5923,7 +5923,7 @@
               <w:rPr>
                 <w:sz w:val="18"/>
               </w:rPr>
-              <w:t>131</w:t>
+              <w:t>114</w:t>
             </w:r>
           </w:p>
         </w:tc>
@@ -5937,7 +5937,7 @@
               <w:rPr>
                 <w:sz w:val="18"/>
               </w:rPr>
-              <w:t>122</w:t>
+              <w:t>108</w:t>
             </w:r>
           </w:p>
         </w:tc>
@@ -5951,7 +5951,7 @@
               <w:rPr>
                 <w:sz w:val="18"/>
               </w:rPr>
-              <w:t>95</w:t>
+              <w:t>89</w:t>
             </w:r>
           </w:p>
         </w:tc>
@@ -5965,7 +5965,7 @@
               <w:rPr>
                 <w:sz w:val="18"/>
               </w:rPr>
-              <w:t>799</w:t>
+              <w:t>754</w:t>
             </w:r>
           </w:p>
         </w:tc>
@@ -5979,7 +5979,7 @@
               <w:rPr>
                 <w:sz w:val="18"/>
               </w:rPr>
-              <w:t>―</w:t>
+              <w:t>＋32</w:t>
             </w:r>
           </w:p>
         </w:tc>
@@ -5995,7 +5995,7 @@
               <w:rPr>
                 <w:sz w:val="18"/>
               </w:rPr>
-              <w:t>令和3年（2021）</w:t>
+              <w:t>令和3年3月末</w:t>
             </w:r>
           </w:p>
         </w:tc>
@@ -6009,7 +6009,7 @@
               <w:rPr>
                 <w:sz w:val="18"/>
               </w:rPr>
-              <w:t>52</w:t>
+              <w:t>49</w:t>
             </w:r>
           </w:p>
         </w:tc>
@@ -6023,7 +6023,7 @@
               <w:rPr>
                 <w:sz w:val="18"/>
               </w:rPr>
-              <w:t>121</w:t>
+              <w:t>118</w:t>
             </w:r>
           </w:p>
         </w:tc>
@@ -6037,7 +6037,7 @@
               <w:rPr>
                 <w:sz w:val="18"/>
               </w:rPr>
-              <w:t>137</w:t>
+              <w:t>151</w:t>
             </w:r>
           </w:p>
         </w:tc>
@@ -6051,7 +6051,7 @@
               <w:rPr>
                 <w:sz w:val="18"/>
               </w:rPr>
-              <w:t>160</w:t>
+              <w:t>165</w:t>
             </w:r>
           </w:p>
         </w:tc>
@@ -6065,7 +6065,7 @@
               <w:rPr>
                 <w:sz w:val="18"/>
               </w:rPr>
-              <w:t>154</w:t>
+              <w:t>144</w:t>
             </w:r>
           </w:p>
         </w:tc>
@@ -6079,7 +6079,7 @@
               <w:rPr>
                 <w:sz w:val="18"/>
               </w:rPr>
-              <w:t>140</w:t>
+              <w:t>134</w:t>
             </w:r>
           </w:p>
         </w:tc>
@@ -6093,7 +6093,7 @@
               <w:rPr>
                 <w:sz w:val="18"/>
               </w:rPr>
-              <w:t>97</w:t>
+              <w:t>100</w:t>
             </w:r>
           </w:p>
         </w:tc>
@@ -6121,7 +6121,7 @@
               <w:rPr>
                 <w:sz w:val="18"/>
               </w:rPr>
-              <w:t>24.4％</w:t>
+              <w:t>**＋107**</w:t>
             </w:r>
           </w:p>
         </w:tc>
@@ -6137,7 +6137,7 @@
               <w:rPr>
                 <w:sz w:val="18"/>
               </w:rPr>
-              <w:t>令和4年（2022）</w:t>
+              <w:t>令和4年3月末</w:t>
             </w:r>
           </w:p>
         </w:tc>
@@ -6151,7 +6151,7 @@
               <w:rPr>
                 <w:sz w:val="18"/>
               </w:rPr>
-              <w:t>57</w:t>
+              <w:t>50</w:t>
             </w:r>
           </w:p>
         </w:tc>
@@ -6165,7 +6165,7 @@
               <w:rPr>
                 <w:sz w:val="18"/>
               </w:rPr>
-              <w:t>130</w:t>
+              <w:t>122</w:t>
             </w:r>
           </w:p>
         </w:tc>
@@ -6179,7 +6179,7 @@
               <w:rPr>
                 <w:sz w:val="18"/>
               </w:rPr>
-              <w:t>149</w:t>
+              <w:t>137</w:t>
             </w:r>
           </w:p>
         </w:tc>
@@ -6193,7 +6193,7 @@
               <w:rPr>
                 <w:sz w:val="18"/>
               </w:rPr>
-              <w:t>154</w:t>
+              <w:t>157</w:t>
             </w:r>
           </w:p>
         </w:tc>
@@ -6207,7 +6207,7 @@
               <w:rPr>
                 <w:sz w:val="18"/>
               </w:rPr>
-              <w:t>140</w:t>
+              <w:t>151</w:t>
             </w:r>
           </w:p>
         </w:tc>
@@ -6235,7 +6235,7 @@
               <w:rPr>
                 <w:sz w:val="18"/>
               </w:rPr>
-              <w:t>107</w:t>
+              <w:t>104</w:t>
             </w:r>
           </w:p>
         </w:tc>
@@ -6249,7 +6249,7 @@
               <w:rPr>
                 <w:sz w:val="18"/>
               </w:rPr>
-              <w:t>888</w:t>
+              <w:t>872</w:t>
             </w:r>
           </w:p>
         </w:tc>
@@ -6263,7 +6263,7 @@
               <w:rPr>
                 <w:sz w:val="18"/>
               </w:rPr>
-              <w:t>25.0％</w:t>
+              <w:t>＋11</w:t>
             </w:r>
           </w:p>
         </w:tc>
@@ -6279,7 +6279,7 @@
               <w:rPr>
                 <w:sz w:val="18"/>
               </w:rPr>
-              <w:t>令和5年（2023）</w:t>
+              <w:t>令和5年3月末</w:t>
             </w:r>
           </w:p>
         </w:tc>
@@ -6293,7 +6293,7 @@
               <w:rPr>
                 <w:sz w:val="18"/>
               </w:rPr>
-              <w:t>58</w:t>
+              <w:t>54</w:t>
             </w:r>
           </w:p>
         </w:tc>
@@ -6307,7 +6307,7 @@
               <w:rPr>
                 <w:sz w:val="18"/>
               </w:rPr>
-              <w:t>153</w:t>
+              <w:t>144</w:t>
             </w:r>
           </w:p>
         </w:tc>
@@ -6321,7 +6321,7 @@
               <w:rPr>
                 <w:sz w:val="18"/>
               </w:rPr>
-              <w:t>142</w:t>
+              <w:t>136</w:t>
             </w:r>
           </w:p>
         </w:tc>
@@ -6335,7 +6335,7 @@
               <w:rPr>
                 <w:sz w:val="18"/>
               </w:rPr>
-              <w:t>154</w:t>
+              <w:t>158</w:t>
             </w:r>
           </w:p>
         </w:tc>
@@ -6349,7 +6349,7 @@
               <w:rPr>
                 <w:sz w:val="18"/>
               </w:rPr>
-              <w:t>160</w:t>
+              <w:t>149</w:t>
             </w:r>
           </w:p>
         </w:tc>
@@ -6363,7 +6363,7 @@
               <w:rPr>
                 <w:sz w:val="18"/>
               </w:rPr>
-              <w:t>144</w:t>
+              <w:t>145</w:t>
             </w:r>
           </w:p>
         </w:tc>
@@ -6377,7 +6377,7 @@
               <w:rPr>
                 <w:sz w:val="18"/>
               </w:rPr>
-              <w:t>101</w:t>
+              <w:t>112</w:t>
             </w:r>
           </w:p>
         </w:tc>
@@ -6391,7 +6391,7 @@
               <w:rPr>
                 <w:sz w:val="18"/>
               </w:rPr>
-              <w:t>912</w:t>
+              <w:t>898</w:t>
             </w:r>
           </w:p>
         </w:tc>
@@ -6405,7 +6405,7 @@
               <w:rPr>
                 <w:sz w:val="18"/>
               </w:rPr>
-              <w:t>25.7％</w:t>
+              <w:t>＋26</w:t>
             </w:r>
           </w:p>
         </w:tc>
@@ -6421,7 +6421,7 @@
               <w:rPr>
                 <w:sz w:val="18"/>
               </w:rPr>
-              <w:t>令和6年（2024）</w:t>
+              <w:t>令和6年3月末</w:t>
             </w:r>
           </w:p>
         </w:tc>
@@ -6435,7 +6435,7 @@
               <w:rPr>
                 <w:sz w:val="18"/>
               </w:rPr>
-              <w:t>56</w:t>
+              <w:t>59</w:t>
             </w:r>
           </w:p>
         </w:tc>
@@ -6449,7 +6449,7 @@
               <w:rPr>
                 <w:sz w:val="18"/>
               </w:rPr>
-              <w:t>142</w:t>
+              <w:t>149</w:t>
             </w:r>
           </w:p>
         </w:tc>
@@ -6463,7 +6463,7 @@
               <w:rPr>
                 <w:sz w:val="18"/>
               </w:rPr>
-              <w:t>151</w:t>
+              <w:t>145</w:t>
             </w:r>
           </w:p>
         </w:tc>
@@ -6477,7 +6477,7 @@
               <w:rPr>
                 <w:sz w:val="18"/>
               </w:rPr>
-              <w:t>169</w:t>
+              <w:t>153</w:t>
             </w:r>
           </w:p>
         </w:tc>
@@ -6491,7 +6491,7 @@
               <w:rPr>
                 <w:sz w:val="18"/>
               </w:rPr>
-              <w:t>159</w:t>
+              <w:t>166</w:t>
             </w:r>
           </w:p>
         </w:tc>
@@ -6505,7 +6505,7 @@
               <w:rPr>
                 <w:sz w:val="18"/>
               </w:rPr>
-              <w:t>146</w:t>
+              <w:t>141</w:t>
             </w:r>
           </w:p>
         </w:tc>
@@ -6519,7 +6519,7 @@
               <w:rPr>
                 <w:sz w:val="18"/>
               </w:rPr>
-              <w:t>114</w:t>
+              <w:t>106</w:t>
             </w:r>
           </w:p>
         </w:tc>
@@ -6533,7 +6533,7 @@
               <w:rPr>
                 <w:sz w:val="18"/>
               </w:rPr>
-              <w:t>937</w:t>
+              <w:t>919</w:t>
             </w:r>
           </w:p>
         </w:tc>
@@ -6547,7 +6547,7 @@
               <w:rPr>
                 <w:sz w:val="18"/>
               </w:rPr>
-              <w:t>26.5％</w:t>
+              <w:t>＋21</w:t>
             </w:r>
           </w:p>
         </w:tc>
@@ -6563,7 +6563,7 @@
               <w:rPr>
                 <w:sz w:val="18"/>
               </w:rPr>
-              <w:t>令和7年（2025）※7月31日</w:t>
+              <w:t>令和7年3月末</w:t>
             </w:r>
           </w:p>
         </w:tc>
@@ -6577,6 +6577,232 @@
               <w:rPr>
                 <w:sz w:val="18"/>
               </w:rPr>
+              <w:t>65</w:t>
+            </w:r>
+          </w:p>
+        </w:tc>
+        <w:tc>
+          <w:tcPr>
+            <w:tcW w:type="dxa" w:w="864"/>
+          </w:tcPr>
+          <w:p>
+            <w:r/>
+            <w:r>
+              <w:rPr>
+                <w:sz w:val="18"/>
+              </w:rPr>
+              <w:t>136</w:t>
+            </w:r>
+          </w:p>
+        </w:tc>
+        <w:tc>
+          <w:tcPr>
+            <w:tcW w:type="dxa" w:w="864"/>
+          </w:tcPr>
+          <w:p>
+            <w:r/>
+            <w:r>
+              <w:rPr>
+                <w:sz w:val="18"/>
+              </w:rPr>
+              <w:t>161</w:t>
+            </w:r>
+          </w:p>
+        </w:tc>
+        <w:tc>
+          <w:tcPr>
+            <w:tcW w:type="dxa" w:w="864"/>
+          </w:tcPr>
+          <w:p>
+            <w:r/>
+            <w:r>
+              <w:rPr>
+                <w:sz w:val="18"/>
+              </w:rPr>
+              <w:t>158</w:t>
+            </w:r>
+          </w:p>
+        </w:tc>
+        <w:tc>
+          <w:tcPr>
+            <w:tcW w:type="dxa" w:w="864"/>
+          </w:tcPr>
+          <w:p>
+            <w:r/>
+            <w:r>
+              <w:rPr>
+                <w:sz w:val="18"/>
+              </w:rPr>
+              <w:t>166</w:t>
+            </w:r>
+          </w:p>
+        </w:tc>
+        <w:tc>
+          <w:tcPr>
+            <w:tcW w:type="dxa" w:w="864"/>
+          </w:tcPr>
+          <w:p>
+            <w:r/>
+            <w:r>
+              <w:rPr>
+                <w:sz w:val="18"/>
+              </w:rPr>
+              <w:t>143</w:t>
+            </w:r>
+          </w:p>
+        </w:tc>
+        <w:tc>
+          <w:tcPr>
+            <w:tcW w:type="dxa" w:w="864"/>
+          </w:tcPr>
+          <w:p>
+            <w:r/>
+            <w:r>
+              <w:rPr>
+                <w:sz w:val="18"/>
+              </w:rPr>
+              <w:t>115</w:t>
+            </w:r>
+          </w:p>
+        </w:tc>
+        <w:tc>
+          <w:tcPr>
+            <w:tcW w:type="dxa" w:w="864"/>
+          </w:tcPr>
+          <w:p>
+            <w:r/>
+            <w:r>
+              <w:rPr>
+                <w:sz w:val="18"/>
+              </w:rPr>
+              <w:t>944</w:t>
+            </w:r>
+          </w:p>
+        </w:tc>
+        <w:tc>
+          <w:tcPr>
+            <w:tcW w:type="dxa" w:w="864"/>
+          </w:tcPr>
+          <w:p>
+            <w:r/>
+            <w:r>
+              <w:rPr>
+                <w:sz w:val="18"/>
+              </w:rPr>
+              <w:t>＋25</w:t>
+            </w:r>
+          </w:p>
+        </w:tc>
+      </w:tr>
+      <w:tr>
+        <w:tc>
+          <w:tcPr>
+            <w:tcW w:type="dxa" w:w="864"/>
+          </w:tcPr>
+          <w:p>
+            <w:r/>
+            <w:r>
+              <w:rPr>
+                <w:sz w:val="18"/>
+              </w:rPr>
+              <w:t>令和8年3月末</w:t>
+            </w:r>
+          </w:p>
+        </w:tc>
+        <w:tc>
+          <w:tcPr>
+            <w:tcW w:type="dxa" w:w="864"/>
+          </w:tcPr>
+          <w:p>
+            <w:r/>
+            <w:r>
+              <w:rPr>
+                <w:sz w:val="18"/>
+              </w:rPr>
+              <w:t>70</w:t>
+            </w:r>
+          </w:p>
+        </w:tc>
+        <w:tc>
+          <w:tcPr>
+            <w:tcW w:type="dxa" w:w="864"/>
+          </w:tcPr>
+          <w:p>
+            <w:r/>
+            <w:r>
+              <w:rPr>
+                <w:sz w:val="18"/>
+              </w:rPr>
+              <w:t>129</w:t>
+            </w:r>
+          </w:p>
+        </w:tc>
+        <w:tc>
+          <w:tcPr>
+            <w:tcW w:type="dxa" w:w="864"/>
+          </w:tcPr>
+          <w:p>
+            <w:r/>
+            <w:r>
+              <w:rPr>
+                <w:sz w:val="18"/>
+              </w:rPr>
+              <w:t>143</w:t>
+            </w:r>
+          </w:p>
+        </w:tc>
+        <w:tc>
+          <w:tcPr>
+            <w:tcW w:type="dxa" w:w="864"/>
+          </w:tcPr>
+          <w:p>
+            <w:r/>
+            <w:r>
+              <w:rPr>
+                <w:sz w:val="18"/>
+              </w:rPr>
+              <w:t>125</w:t>
+            </w:r>
+          </w:p>
+        </w:tc>
+        <w:tc>
+          <w:tcPr>
+            <w:tcW w:type="dxa" w:w="864"/>
+          </w:tcPr>
+          <w:p>
+            <w:r/>
+            <w:r>
+              <w:rPr>
+                <w:sz w:val="18"/>
+              </w:rPr>
+              <w:t>145</w:t>
+            </w:r>
+          </w:p>
+        </w:tc>
+        <w:tc>
+          <w:tcPr>
+            <w:tcW w:type="dxa" w:w="864"/>
+          </w:tcPr>
+          <w:p>
+            <w:r/>
+            <w:r>
+              <w:rPr>
+                <w:sz w:val="18"/>
+              </w:rPr>
+              <w:t>108</w:t>
+            </w:r>
+          </w:p>
+        </w:tc>
+        <w:tc>
+          <w:tcPr>
+            <w:tcW w:type="dxa" w:w="864"/>
+          </w:tcPr>
+          <w:p>
+            <w:r/>
+            <w:r>
+              <w:rPr>
+                <w:sz w:val="18"/>
+              </w:rPr>
               <w:t>72</w:t>
             </w:r>
           </w:p>
@@ -6591,7 +6817,7 @@
               <w:rPr>
                 <w:sz w:val="18"/>
               </w:rPr>
-              <w:t>132</w:t>
+              <w:t>792</w:t>
             </w:r>
           </w:p>
         </w:tc>
@@ -6605,91 +6831,7 @@
               <w:rPr>
                 <w:sz w:val="18"/>
               </w:rPr>
-              <w:t>162</w:t>
-            </w:r>
-          </w:p>
-        </w:tc>
-        <w:tc>
-          <w:tcPr>
-            <w:tcW w:type="dxa" w:w="864"/>
-          </w:tcPr>
-          <w:p>
-            <w:r/>
-            <w:r>
-              <w:rPr>
-                <w:sz w:val="18"/>
-              </w:rPr>
-              <w:t>145</w:t>
-            </w:r>
-          </w:p>
-        </w:tc>
-        <w:tc>
-          <w:tcPr>
-            <w:tcW w:type="dxa" w:w="864"/>
-          </w:tcPr>
-          <w:p>
-            <w:r/>
-            <w:r>
-              <w:rPr>
-                <w:sz w:val="18"/>
-              </w:rPr>
-              <w:t>176</w:t>
-            </w:r>
-          </w:p>
-        </w:tc>
-        <w:tc>
-          <w:tcPr>
-            <w:tcW w:type="dxa" w:w="864"/>
-          </w:tcPr>
-          <w:p>
-            <w:r/>
-            <w:r>
-              <w:rPr>
-                <w:sz w:val="18"/>
-              </w:rPr>
-              <w:t>154</w:t>
-            </w:r>
-          </w:p>
-        </w:tc>
-        <w:tc>
-          <w:tcPr>
-            <w:tcW w:type="dxa" w:w="864"/>
-          </w:tcPr>
-          <w:p>
-            <w:r/>
-            <w:r>
-              <w:rPr>
-                <w:sz w:val="18"/>
-              </w:rPr>
-              <w:t>112</w:t>
-            </w:r>
-          </w:p>
-        </w:tc>
-        <w:tc>
-          <w:tcPr>
-            <w:tcW w:type="dxa" w:w="864"/>
-          </w:tcPr>
-          <w:p>
-            <w:r/>
-            <w:r>
-              <w:rPr>
-                <w:sz w:val="18"/>
-              </w:rPr>
-              <w:t>953</w:t>
-            </w:r>
-          </w:p>
-        </w:tc>
-        <w:tc>
-          <w:tcPr>
-            <w:tcW w:type="dxa" w:w="864"/>
-          </w:tcPr>
-          <w:p>
-            <w:r/>
-            <w:r>
-              <w:rPr>
-                <w:sz w:val="18"/>
-              </w:rPr>
-              <w:t>27.3％</w:t>
+              <w:t>**▲152**</w:t>
             </w:r>
           </w:p>
         </w:tc>
@@ -6701,12 +6843,1341 @@
           <w:i/>
           <w:sz w:val="18"/>
         </w:rPr>
-        <w:t>資料：介護保険事業状況報告（第9期計画及び第3期地域福祉計画の掲載値）</w:t>
+        <w:t>資料：地域包括ケア「見える化」システム。出典は厚生労働省「介護保険事業状況報告」年報（ただし令和7年3月末・令和8年3月末のみ月報）。第1号被保険者と第2号被保険者の合計。</w:t>
       </w:r>
     </w:p>
     <w:p>
       <w:r>
-        <w:t>平成30年の700人から令和7年の953人へ、8年間で253人（36.1％）増加しました。減少した年は1年もありません。認定率も24.4％から27.3％へ一貫して上昇しています。</w:t>
+        <w:t>年齢階層別の内訳は次のとおりです。</w:t>
+      </w:r>
+    </w:p>
+    <w:tbl>
+      <w:tblPr>
+        <w:tblStyle w:val="TableGrid"/>
+        <w:tblW w:type="auto" w:w="0"/>
+        <w:tblLook w:firstColumn="1" w:firstRow="1" w:lastColumn="0" w:lastRow="0" w:noHBand="0" w:noVBand="1" w:val="04A0"/>
+      </w:tblPr>
+      <w:tblGrid>
+        <w:gridCol w:w="1440"/>
+        <w:gridCol w:w="1440"/>
+        <w:gridCol w:w="1440"/>
+        <w:gridCol w:w="1440"/>
+        <w:gridCol w:w="1440"/>
+        <w:gridCol w:w="1440"/>
+      </w:tblGrid>
+      <w:tr>
+        <w:tc>
+          <w:tcPr>
+            <w:tcW w:type="dxa" w:w="1440"/>
+          </w:tcPr>
+          <w:p>
+            <w:r/>
+            <w:r>
+              <w:rPr>
+                <w:rFonts w:ascii="游ゴシック" w:hAnsi="游ゴシック" w:eastAsia="游ゴシック"/>
+                <w:b/>
+                <w:sz w:val="18"/>
+              </w:rPr>
+              <w:t>基準日</w:t>
+            </w:r>
+          </w:p>
+        </w:tc>
+        <w:tc>
+          <w:tcPr>
+            <w:tcW w:type="dxa" w:w="1440"/>
+          </w:tcPr>
+          <w:p>
+            <w:r/>
+            <w:r>
+              <w:rPr>
+                <w:rFonts w:ascii="游ゴシック" w:hAnsi="游ゴシック" w:eastAsia="游ゴシック"/>
+                <w:b/>
+                <w:sz w:val="18"/>
+              </w:rPr>
+              <w:t>第1号被保険者</w:t>
+            </w:r>
+          </w:p>
+        </w:tc>
+        <w:tc>
+          <w:tcPr>
+            <w:tcW w:type="dxa" w:w="1440"/>
+          </w:tcPr>
+          <w:p>
+            <w:r/>
+            <w:r>
+              <w:rPr>
+                <w:rFonts w:ascii="游ゴシック" w:hAnsi="游ゴシック" w:eastAsia="游ゴシック"/>
+                <w:b/>
+                <w:sz w:val="18"/>
+              </w:rPr>
+              <w:t>65〜74歳</w:t>
+            </w:r>
+          </w:p>
+        </w:tc>
+        <w:tc>
+          <w:tcPr>
+            <w:tcW w:type="dxa" w:w="1440"/>
+          </w:tcPr>
+          <w:p>
+            <w:r/>
+            <w:r>
+              <w:rPr>
+                <w:rFonts w:ascii="游ゴシック" w:hAnsi="游ゴシック" w:eastAsia="游ゴシック"/>
+                <w:b/>
+                <w:sz w:val="18"/>
+              </w:rPr>
+              <w:t>75〜84歳</w:t>
+            </w:r>
+          </w:p>
+        </w:tc>
+        <w:tc>
+          <w:tcPr>
+            <w:tcW w:type="dxa" w:w="1440"/>
+          </w:tcPr>
+          <w:p>
+            <w:r/>
+            <w:r>
+              <w:rPr>
+                <w:rFonts w:ascii="游ゴシック" w:hAnsi="游ゴシック" w:eastAsia="游ゴシック"/>
+                <w:b/>
+                <w:sz w:val="18"/>
+              </w:rPr>
+              <w:t>85歳以上</w:t>
+            </w:r>
+          </w:p>
+        </w:tc>
+        <w:tc>
+          <w:tcPr>
+            <w:tcW w:type="dxa" w:w="1440"/>
+          </w:tcPr>
+          <w:p>
+            <w:r/>
+            <w:r>
+              <w:rPr>
+                <w:rFonts w:ascii="游ゴシック" w:hAnsi="游ゴシック" w:eastAsia="游ゴシック"/>
+                <w:b/>
+                <w:sz w:val="18"/>
+              </w:rPr>
+              <w:t>第2号被保険者</w:t>
+            </w:r>
+          </w:p>
+        </w:tc>
+      </w:tr>
+      <w:tr>
+        <w:tc>
+          <w:tcPr>
+            <w:tcW w:type="dxa" w:w="1440"/>
+          </w:tcPr>
+          <w:p>
+            <w:r/>
+            <w:r>
+              <w:rPr>
+                <w:sz w:val="18"/>
+              </w:rPr>
+              <w:t>平成30年3月末</w:t>
+            </w:r>
+          </w:p>
+        </w:tc>
+        <w:tc>
+          <w:tcPr>
+            <w:tcW w:type="dxa" w:w="1440"/>
+          </w:tcPr>
+          <w:p>
+            <w:r/>
+            <w:r>
+              <w:rPr>
+                <w:sz w:val="18"/>
+              </w:rPr>
+              <w:t>680</w:t>
+            </w:r>
+          </w:p>
+        </w:tc>
+        <w:tc>
+          <w:tcPr>
+            <w:tcW w:type="dxa" w:w="1440"/>
+          </w:tcPr>
+          <w:p>
+            <w:r/>
+            <w:r>
+              <w:rPr>
+                <w:sz w:val="18"/>
+              </w:rPr>
+              <w:t>49</w:t>
+            </w:r>
+          </w:p>
+        </w:tc>
+        <w:tc>
+          <w:tcPr>
+            <w:tcW w:type="dxa" w:w="1440"/>
+          </w:tcPr>
+          <w:p>
+            <w:r/>
+            <w:r>
+              <w:rPr>
+                <w:sz w:val="18"/>
+              </w:rPr>
+              <w:t>205</w:t>
+            </w:r>
+          </w:p>
+        </w:tc>
+        <w:tc>
+          <w:tcPr>
+            <w:tcW w:type="dxa" w:w="1440"/>
+          </w:tcPr>
+          <w:p>
+            <w:r/>
+            <w:r>
+              <w:rPr>
+                <w:sz w:val="18"/>
+              </w:rPr>
+              <w:t>426</w:t>
+            </w:r>
+          </w:p>
+        </w:tc>
+        <w:tc>
+          <w:tcPr>
+            <w:tcW w:type="dxa" w:w="1440"/>
+          </w:tcPr>
+          <w:p>
+            <w:r/>
+            <w:r>
+              <w:rPr>
+                <w:sz w:val="18"/>
+              </w:rPr>
+              <w:t>11</w:t>
+            </w:r>
+          </w:p>
+        </w:tc>
+      </w:tr>
+      <w:tr>
+        <w:tc>
+          <w:tcPr>
+            <w:tcW w:type="dxa" w:w="1440"/>
+          </w:tcPr>
+          <w:p>
+            <w:r/>
+            <w:r>
+              <w:rPr>
+                <w:sz w:val="18"/>
+              </w:rPr>
+              <w:t>令和元年3月末</w:t>
+            </w:r>
+          </w:p>
+        </w:tc>
+        <w:tc>
+          <w:tcPr>
+            <w:tcW w:type="dxa" w:w="1440"/>
+          </w:tcPr>
+          <w:p>
+            <w:r/>
+            <w:r>
+              <w:rPr>
+                <w:sz w:val="18"/>
+              </w:rPr>
+              <w:t>711</w:t>
+            </w:r>
+          </w:p>
+        </w:tc>
+        <w:tc>
+          <w:tcPr>
+            <w:tcW w:type="dxa" w:w="1440"/>
+          </w:tcPr>
+          <w:p>
+            <w:r/>
+            <w:r>
+              <w:rPr>
+                <w:sz w:val="18"/>
+              </w:rPr>
+              <w:t>60</w:t>
+            </w:r>
+          </w:p>
+        </w:tc>
+        <w:tc>
+          <w:tcPr>
+            <w:tcW w:type="dxa" w:w="1440"/>
+          </w:tcPr>
+          <w:p>
+            <w:r/>
+            <w:r>
+              <w:rPr>
+                <w:sz w:val="18"/>
+              </w:rPr>
+              <w:t>205</w:t>
+            </w:r>
+          </w:p>
+        </w:tc>
+        <w:tc>
+          <w:tcPr>
+            <w:tcW w:type="dxa" w:w="1440"/>
+          </w:tcPr>
+          <w:p>
+            <w:r/>
+            <w:r>
+              <w:rPr>
+                <w:sz w:val="18"/>
+              </w:rPr>
+              <w:t>446</w:t>
+            </w:r>
+          </w:p>
+        </w:tc>
+        <w:tc>
+          <w:tcPr>
+            <w:tcW w:type="dxa" w:w="1440"/>
+          </w:tcPr>
+          <w:p>
+            <w:r/>
+            <w:r>
+              <w:rPr>
+                <w:sz w:val="18"/>
+              </w:rPr>
+              <w:t>11</w:t>
+            </w:r>
+          </w:p>
+        </w:tc>
+      </w:tr>
+      <w:tr>
+        <w:tc>
+          <w:tcPr>
+            <w:tcW w:type="dxa" w:w="1440"/>
+          </w:tcPr>
+          <w:p>
+            <w:r/>
+            <w:r>
+              <w:rPr>
+                <w:sz w:val="18"/>
+              </w:rPr>
+              <w:t>令和2年3月末</w:t>
+            </w:r>
+          </w:p>
+        </w:tc>
+        <w:tc>
+          <w:tcPr>
+            <w:tcW w:type="dxa" w:w="1440"/>
+          </w:tcPr>
+          <w:p>
+            <w:r/>
+            <w:r>
+              <w:rPr>
+                <w:sz w:val="18"/>
+              </w:rPr>
+              <w:t>746</w:t>
+            </w:r>
+          </w:p>
+        </w:tc>
+        <w:tc>
+          <w:tcPr>
+            <w:tcW w:type="dxa" w:w="1440"/>
+          </w:tcPr>
+          <w:p>
+            <w:r/>
+            <w:r>
+              <w:rPr>
+                <w:sz w:val="18"/>
+              </w:rPr>
+              <w:t>66</w:t>
+            </w:r>
+          </w:p>
+        </w:tc>
+        <w:tc>
+          <w:tcPr>
+            <w:tcW w:type="dxa" w:w="1440"/>
+          </w:tcPr>
+          <w:p>
+            <w:r/>
+            <w:r>
+              <w:rPr>
+                <w:sz w:val="18"/>
+              </w:rPr>
+              <w:t>211</w:t>
+            </w:r>
+          </w:p>
+        </w:tc>
+        <w:tc>
+          <w:tcPr>
+            <w:tcW w:type="dxa" w:w="1440"/>
+          </w:tcPr>
+          <w:p>
+            <w:r/>
+            <w:r>
+              <w:rPr>
+                <w:sz w:val="18"/>
+              </w:rPr>
+              <w:t>469</w:t>
+            </w:r>
+          </w:p>
+        </w:tc>
+        <w:tc>
+          <w:tcPr>
+            <w:tcW w:type="dxa" w:w="1440"/>
+          </w:tcPr>
+          <w:p>
+            <w:r/>
+            <w:r>
+              <w:rPr>
+                <w:sz w:val="18"/>
+              </w:rPr>
+              <w:t>8</w:t>
+            </w:r>
+          </w:p>
+        </w:tc>
+      </w:tr>
+      <w:tr>
+        <w:tc>
+          <w:tcPr>
+            <w:tcW w:type="dxa" w:w="1440"/>
+          </w:tcPr>
+          <w:p>
+            <w:r/>
+            <w:r>
+              <w:rPr>
+                <w:sz w:val="18"/>
+              </w:rPr>
+              <w:t>令和3年3月末</w:t>
+            </w:r>
+          </w:p>
+        </w:tc>
+        <w:tc>
+          <w:tcPr>
+            <w:tcW w:type="dxa" w:w="1440"/>
+          </w:tcPr>
+          <w:p>
+            <w:r/>
+            <w:r>
+              <w:rPr>
+                <w:sz w:val="18"/>
+              </w:rPr>
+              <w:t>846</w:t>
+            </w:r>
+          </w:p>
+        </w:tc>
+        <w:tc>
+          <w:tcPr>
+            <w:tcW w:type="dxa" w:w="1440"/>
+          </w:tcPr>
+          <w:p>
+            <w:r/>
+            <w:r>
+              <w:rPr>
+                <w:sz w:val="18"/>
+              </w:rPr>
+              <w:t>66</w:t>
+            </w:r>
+          </w:p>
+        </w:tc>
+        <w:tc>
+          <w:tcPr>
+            <w:tcW w:type="dxa" w:w="1440"/>
+          </w:tcPr>
+          <w:p>
+            <w:r/>
+            <w:r>
+              <w:rPr>
+                <w:sz w:val="18"/>
+              </w:rPr>
+              <w:t>236</w:t>
+            </w:r>
+          </w:p>
+        </w:tc>
+        <w:tc>
+          <w:tcPr>
+            <w:tcW w:type="dxa" w:w="1440"/>
+          </w:tcPr>
+          <w:p>
+            <w:r/>
+            <w:r>
+              <w:rPr>
+                <w:sz w:val="18"/>
+              </w:rPr>
+              <w:t>544</w:t>
+            </w:r>
+          </w:p>
+        </w:tc>
+        <w:tc>
+          <w:tcPr>
+            <w:tcW w:type="dxa" w:w="1440"/>
+          </w:tcPr>
+          <w:p>
+            <w:r/>
+            <w:r>
+              <w:rPr>
+                <w:sz w:val="18"/>
+              </w:rPr>
+              <w:t>15</w:t>
+            </w:r>
+          </w:p>
+        </w:tc>
+      </w:tr>
+      <w:tr>
+        <w:tc>
+          <w:tcPr>
+            <w:tcW w:type="dxa" w:w="1440"/>
+          </w:tcPr>
+          <w:p>
+            <w:r/>
+            <w:r>
+              <w:rPr>
+                <w:sz w:val="18"/>
+              </w:rPr>
+              <w:t>令和4年3月末</w:t>
+            </w:r>
+          </w:p>
+        </w:tc>
+        <w:tc>
+          <w:tcPr>
+            <w:tcW w:type="dxa" w:w="1440"/>
+          </w:tcPr>
+          <w:p>
+            <w:r/>
+            <w:r>
+              <w:rPr>
+                <w:sz w:val="18"/>
+              </w:rPr>
+              <w:t>861</w:t>
+            </w:r>
+          </w:p>
+        </w:tc>
+        <w:tc>
+          <w:tcPr>
+            <w:tcW w:type="dxa" w:w="1440"/>
+          </w:tcPr>
+          <w:p>
+            <w:r/>
+            <w:r>
+              <w:rPr>
+                <w:sz w:val="18"/>
+              </w:rPr>
+              <w:t>65</w:t>
+            </w:r>
+          </w:p>
+        </w:tc>
+        <w:tc>
+          <w:tcPr>
+            <w:tcW w:type="dxa" w:w="1440"/>
+          </w:tcPr>
+          <w:p>
+            <w:r/>
+            <w:r>
+              <w:rPr>
+                <w:sz w:val="18"/>
+              </w:rPr>
+              <w:t>232</w:t>
+            </w:r>
+          </w:p>
+        </w:tc>
+        <w:tc>
+          <w:tcPr>
+            <w:tcW w:type="dxa" w:w="1440"/>
+          </w:tcPr>
+          <w:p>
+            <w:r/>
+            <w:r>
+              <w:rPr>
+                <w:sz w:val="18"/>
+              </w:rPr>
+              <w:t>564</w:t>
+            </w:r>
+          </w:p>
+        </w:tc>
+        <w:tc>
+          <w:tcPr>
+            <w:tcW w:type="dxa" w:w="1440"/>
+          </w:tcPr>
+          <w:p>
+            <w:r/>
+            <w:r>
+              <w:rPr>
+                <w:sz w:val="18"/>
+              </w:rPr>
+              <w:t>11</w:t>
+            </w:r>
+          </w:p>
+        </w:tc>
+      </w:tr>
+      <w:tr>
+        <w:tc>
+          <w:tcPr>
+            <w:tcW w:type="dxa" w:w="1440"/>
+          </w:tcPr>
+          <w:p>
+            <w:r/>
+            <w:r>
+              <w:rPr>
+                <w:sz w:val="18"/>
+              </w:rPr>
+              <w:t>令和5年3月末</w:t>
+            </w:r>
+          </w:p>
+        </w:tc>
+        <w:tc>
+          <w:tcPr>
+            <w:tcW w:type="dxa" w:w="1440"/>
+          </w:tcPr>
+          <w:p>
+            <w:r/>
+            <w:r>
+              <w:rPr>
+                <w:sz w:val="18"/>
+              </w:rPr>
+              <w:t>885</w:t>
+            </w:r>
+          </w:p>
+        </w:tc>
+        <w:tc>
+          <w:tcPr>
+            <w:tcW w:type="dxa" w:w="1440"/>
+          </w:tcPr>
+          <w:p>
+            <w:r/>
+            <w:r>
+              <w:rPr>
+                <w:sz w:val="18"/>
+              </w:rPr>
+              <w:t>71</w:t>
+            </w:r>
+          </w:p>
+        </w:tc>
+        <w:tc>
+          <w:tcPr>
+            <w:tcW w:type="dxa" w:w="1440"/>
+          </w:tcPr>
+          <w:p>
+            <w:r/>
+            <w:r>
+              <w:rPr>
+                <w:sz w:val="18"/>
+              </w:rPr>
+              <w:t>232</w:t>
+            </w:r>
+          </w:p>
+        </w:tc>
+        <w:tc>
+          <w:tcPr>
+            <w:tcW w:type="dxa" w:w="1440"/>
+          </w:tcPr>
+          <w:p>
+            <w:r/>
+            <w:r>
+              <w:rPr>
+                <w:sz w:val="18"/>
+              </w:rPr>
+              <w:t>582</w:t>
+            </w:r>
+          </w:p>
+        </w:tc>
+        <w:tc>
+          <w:tcPr>
+            <w:tcW w:type="dxa" w:w="1440"/>
+          </w:tcPr>
+          <w:p>
+            <w:r/>
+            <w:r>
+              <w:rPr>
+                <w:sz w:val="18"/>
+              </w:rPr>
+              <w:t>13</w:t>
+            </w:r>
+          </w:p>
+        </w:tc>
+      </w:tr>
+      <w:tr>
+        <w:tc>
+          <w:tcPr>
+            <w:tcW w:type="dxa" w:w="1440"/>
+          </w:tcPr>
+          <w:p>
+            <w:r/>
+            <w:r>
+              <w:rPr>
+                <w:sz w:val="18"/>
+              </w:rPr>
+              <w:t>令和6年3月末</w:t>
+            </w:r>
+          </w:p>
+        </w:tc>
+        <w:tc>
+          <w:tcPr>
+            <w:tcW w:type="dxa" w:w="1440"/>
+          </w:tcPr>
+          <w:p>
+            <w:r/>
+            <w:r>
+              <w:rPr>
+                <w:sz w:val="18"/>
+              </w:rPr>
+              <w:t>907</w:t>
+            </w:r>
+          </w:p>
+        </w:tc>
+        <w:tc>
+          <w:tcPr>
+            <w:tcW w:type="dxa" w:w="1440"/>
+          </w:tcPr>
+          <w:p>
+            <w:r/>
+            <w:r>
+              <w:rPr>
+                <w:sz w:val="18"/>
+              </w:rPr>
+              <w:t>74</w:t>
+            </w:r>
+          </w:p>
+        </w:tc>
+        <w:tc>
+          <w:tcPr>
+            <w:tcW w:type="dxa" w:w="1440"/>
+          </w:tcPr>
+          <w:p>
+            <w:r/>
+            <w:r>
+              <w:rPr>
+                <w:sz w:val="18"/>
+              </w:rPr>
+              <w:t>224</w:t>
+            </w:r>
+          </w:p>
+        </w:tc>
+        <w:tc>
+          <w:tcPr>
+            <w:tcW w:type="dxa" w:w="1440"/>
+          </w:tcPr>
+          <w:p>
+            <w:r/>
+            <w:r>
+              <w:rPr>
+                <w:sz w:val="18"/>
+              </w:rPr>
+              <w:t>609</w:t>
+            </w:r>
+          </w:p>
+        </w:tc>
+        <w:tc>
+          <w:tcPr>
+            <w:tcW w:type="dxa" w:w="1440"/>
+          </w:tcPr>
+          <w:p>
+            <w:r/>
+            <w:r>
+              <w:rPr>
+                <w:sz w:val="18"/>
+              </w:rPr>
+              <w:t>12</w:t>
+            </w:r>
+          </w:p>
+        </w:tc>
+      </w:tr>
+      <w:tr>
+        <w:tc>
+          <w:tcPr>
+            <w:tcW w:type="dxa" w:w="1440"/>
+          </w:tcPr>
+          <w:p>
+            <w:r/>
+            <w:r>
+              <w:rPr>
+                <w:sz w:val="18"/>
+              </w:rPr>
+              <w:t>令和7年3月末</w:t>
+            </w:r>
+          </w:p>
+        </w:tc>
+        <w:tc>
+          <w:tcPr>
+            <w:tcW w:type="dxa" w:w="1440"/>
+          </w:tcPr>
+          <w:p>
+            <w:r/>
+            <w:r>
+              <w:rPr>
+                <w:sz w:val="18"/>
+              </w:rPr>
+              <w:t>935</w:t>
+            </w:r>
+          </w:p>
+        </w:tc>
+        <w:tc>
+          <w:tcPr>
+            <w:tcW w:type="dxa" w:w="1440"/>
+          </w:tcPr>
+          <w:p>
+            <w:r/>
+            <w:r>
+              <w:rPr>
+                <w:sz w:val="18"/>
+              </w:rPr>
+              <w:t>89</w:t>
+            </w:r>
+          </w:p>
+        </w:tc>
+        <w:tc>
+          <w:tcPr>
+            <w:tcW w:type="dxa" w:w="1440"/>
+          </w:tcPr>
+          <w:p>
+            <w:r/>
+            <w:r>
+              <w:rPr>
+                <w:sz w:val="18"/>
+              </w:rPr>
+              <w:t>214</w:t>
+            </w:r>
+          </w:p>
+        </w:tc>
+        <w:tc>
+          <w:tcPr>
+            <w:tcW w:type="dxa" w:w="1440"/>
+          </w:tcPr>
+          <w:p>
+            <w:r/>
+            <w:r>
+              <w:rPr>
+                <w:sz w:val="18"/>
+              </w:rPr>
+              <w:t>632</w:t>
+            </w:r>
+          </w:p>
+        </w:tc>
+        <w:tc>
+          <w:tcPr>
+            <w:tcW w:type="dxa" w:w="1440"/>
+          </w:tcPr>
+          <w:p>
+            <w:r/>
+            <w:r>
+              <w:rPr>
+                <w:sz w:val="18"/>
+              </w:rPr>
+              <w:t>9</w:t>
+            </w:r>
+          </w:p>
+        </w:tc>
+      </w:tr>
+      <w:tr>
+        <w:tc>
+          <w:tcPr>
+            <w:tcW w:type="dxa" w:w="1440"/>
+          </w:tcPr>
+          <w:p>
+            <w:r/>
+            <w:r>
+              <w:rPr>
+                <w:sz w:val="18"/>
+              </w:rPr>
+              <w:t>令和8年3月末</w:t>
+            </w:r>
+          </w:p>
+        </w:tc>
+        <w:tc>
+          <w:tcPr>
+            <w:tcW w:type="dxa" w:w="1440"/>
+          </w:tcPr>
+          <w:p>
+            <w:r/>
+            <w:r>
+              <w:rPr>
+                <w:sz w:val="18"/>
+              </w:rPr>
+              <w:t>783</w:t>
+            </w:r>
+          </w:p>
+        </w:tc>
+        <w:tc>
+          <w:tcPr>
+            <w:tcW w:type="dxa" w:w="1440"/>
+          </w:tcPr>
+          <w:p>
+            <w:r/>
+            <w:r>
+              <w:rPr>
+                <w:sz w:val="18"/>
+              </w:rPr>
+              <w:t>64</w:t>
+            </w:r>
+          </w:p>
+        </w:tc>
+        <w:tc>
+          <w:tcPr>
+            <w:tcW w:type="dxa" w:w="1440"/>
+          </w:tcPr>
+          <w:p>
+            <w:r/>
+            <w:r>
+              <w:rPr>
+                <w:sz w:val="18"/>
+              </w:rPr>
+              <w:t>204</w:t>
+            </w:r>
+          </w:p>
+        </w:tc>
+        <w:tc>
+          <w:tcPr>
+            <w:tcW w:type="dxa" w:w="1440"/>
+          </w:tcPr>
+          <w:p>
+            <w:r/>
+            <w:r>
+              <w:rPr>
+                <w:sz w:val="18"/>
+              </w:rPr>
+              <w:t>515</w:t>
+            </w:r>
+          </w:p>
+        </w:tc>
+        <w:tc>
+          <w:tcPr>
+            <w:tcW w:type="dxa" w:w="1440"/>
+          </w:tcPr>
+          <w:p>
+            <w:r/>
+            <w:r>
+              <w:rPr>
+                <w:sz w:val="18"/>
+              </w:rPr>
+              <w:t>9</w:t>
+            </w:r>
+          </w:p>
+        </w:tc>
+      </w:tr>
+    </w:tbl>
+    <w:p>
+      <w:r>
+        <w:rPr>
+          <w:i/>
+          <w:sz w:val="18"/>
+        </w:rPr>
+        <w:t>※ 65〜74歳＝第1号被保険者−75歳以上、75〜84歳＝75歳以上−85歳以上として算出。**認定者の8割前後が85歳以上であり、認定者数の動きは後期高齢者、特に85歳以上の動向によって決まる構造です。**</w:t>
+      </w:r>
+    </w:p>
+    <w:p>
+      <w:r>
+        <w:t>参考として、各年9月末／10月1日を基準とした系列は次のとおりです。第9期計画及び第3期地域福祉計画に掲載されています。</w:t>
+      </w:r>
+    </w:p>
+    <w:tbl>
+      <w:tblPr>
+        <w:tblStyle w:val="TableGrid"/>
+        <w:tblW w:type="auto" w:w="0"/>
+        <w:tblLook w:firstColumn="1" w:firstRow="1" w:lastColumn="0" w:lastRow="0" w:noHBand="0" w:noVBand="1" w:val="04A0"/>
+      </w:tblPr>
+      <w:tblGrid>
+        <w:gridCol w:w="2880"/>
+        <w:gridCol w:w="2880"/>
+        <w:gridCol w:w="2880"/>
+      </w:tblGrid>
+      <w:tr>
+        <w:tc>
+          <w:tcPr>
+            <w:tcW w:type="dxa" w:w="2880"/>
+          </w:tcPr>
+          <w:p>
+            <w:r/>
+            <w:r>
+              <w:rPr>
+                <w:rFonts w:ascii="游ゴシック" w:hAnsi="游ゴシック" w:eastAsia="游ゴシック"/>
+                <w:b/>
+                <w:sz w:val="18"/>
+              </w:rPr>
+              <w:t>基準日</w:t>
+            </w:r>
+          </w:p>
+        </w:tc>
+        <w:tc>
+          <w:tcPr>
+            <w:tcW w:type="dxa" w:w="2880"/>
+          </w:tcPr>
+          <w:p>
+            <w:r/>
+            <w:r>
+              <w:rPr>
+                <w:rFonts w:ascii="游ゴシック" w:hAnsi="游ゴシック" w:eastAsia="游ゴシック"/>
+                <w:b/>
+                <w:sz w:val="18"/>
+              </w:rPr>
+              <w:t>合計</w:t>
+            </w:r>
+          </w:p>
+        </w:tc>
+        <w:tc>
+          <w:tcPr>
+            <w:tcW w:type="dxa" w:w="2880"/>
+          </w:tcPr>
+          <w:p>
+            <w:r/>
+            <w:r>
+              <w:rPr>
+                <w:rFonts w:ascii="游ゴシック" w:hAnsi="游ゴシック" w:eastAsia="游ゴシック"/>
+                <w:b/>
+                <w:sz w:val="18"/>
+              </w:rPr>
+              <w:t>認定率</w:t>
+            </w:r>
+          </w:p>
+        </w:tc>
+      </w:tr>
+      <w:tr>
+        <w:tc>
+          <w:tcPr>
+            <w:tcW w:type="dxa" w:w="2880"/>
+          </w:tcPr>
+          <w:p>
+            <w:r/>
+            <w:r>
+              <w:rPr>
+                <w:sz w:val="18"/>
+              </w:rPr>
+              <w:t>平成30年9月末</w:t>
+            </w:r>
+          </w:p>
+        </w:tc>
+        <w:tc>
+          <w:tcPr>
+            <w:tcW w:type="dxa" w:w="2880"/>
+          </w:tcPr>
+          <w:p>
+            <w:r/>
+            <w:r>
+              <w:rPr>
+                <w:sz w:val="18"/>
+              </w:rPr>
+              <w:t>700</w:t>
+            </w:r>
+          </w:p>
+        </w:tc>
+        <w:tc>
+          <w:tcPr>
+            <w:tcW w:type="dxa" w:w="2880"/>
+          </w:tcPr>
+          <w:p>
+            <w:r/>
+            <w:r>
+              <w:rPr>
+                <w:sz w:val="18"/>
+              </w:rPr>
+              <w:t>―</w:t>
+            </w:r>
+          </w:p>
+        </w:tc>
+      </w:tr>
+      <w:tr>
+        <w:tc>
+          <w:tcPr>
+            <w:tcW w:type="dxa" w:w="2880"/>
+          </w:tcPr>
+          <w:p>
+            <w:r/>
+            <w:r>
+              <w:rPr>
+                <w:sz w:val="18"/>
+              </w:rPr>
+              <w:t>令和元年9月末</w:t>
+            </w:r>
+          </w:p>
+        </w:tc>
+        <w:tc>
+          <w:tcPr>
+            <w:tcW w:type="dxa" w:w="2880"/>
+          </w:tcPr>
+          <w:p>
+            <w:r/>
+            <w:r>
+              <w:rPr>
+                <w:sz w:val="18"/>
+              </w:rPr>
+              <w:t>740</w:t>
+            </w:r>
+          </w:p>
+        </w:tc>
+        <w:tc>
+          <w:tcPr>
+            <w:tcW w:type="dxa" w:w="2880"/>
+          </w:tcPr>
+          <w:p>
+            <w:r/>
+            <w:r>
+              <w:rPr>
+                <w:sz w:val="18"/>
+              </w:rPr>
+              <w:t>―</w:t>
+            </w:r>
+          </w:p>
+        </w:tc>
+      </w:tr>
+      <w:tr>
+        <w:tc>
+          <w:tcPr>
+            <w:tcW w:type="dxa" w:w="2880"/>
+          </w:tcPr>
+          <w:p>
+            <w:r/>
+            <w:r>
+              <w:rPr>
+                <w:sz w:val="18"/>
+              </w:rPr>
+              <w:t>令和2年9月末</w:t>
+            </w:r>
+          </w:p>
+        </w:tc>
+        <w:tc>
+          <w:tcPr>
+            <w:tcW w:type="dxa" w:w="2880"/>
+          </w:tcPr>
+          <w:p>
+            <w:r/>
+            <w:r>
+              <w:rPr>
+                <w:sz w:val="18"/>
+              </w:rPr>
+              <w:t>799</w:t>
+            </w:r>
+          </w:p>
+        </w:tc>
+        <w:tc>
+          <w:tcPr>
+            <w:tcW w:type="dxa" w:w="2880"/>
+          </w:tcPr>
+          <w:p>
+            <w:r/>
+            <w:r>
+              <w:rPr>
+                <w:sz w:val="18"/>
+              </w:rPr>
+              <w:t>―</w:t>
+            </w:r>
+          </w:p>
+        </w:tc>
+      </w:tr>
+      <w:tr>
+        <w:tc>
+          <w:tcPr>
+            <w:tcW w:type="dxa" w:w="2880"/>
+          </w:tcPr>
+          <w:p>
+            <w:r/>
+            <w:r>
+              <w:rPr>
+                <w:sz w:val="18"/>
+              </w:rPr>
+              <w:t>令和3年10月1日</w:t>
+            </w:r>
+          </w:p>
+        </w:tc>
+        <w:tc>
+          <w:tcPr>
+            <w:tcW w:type="dxa" w:w="2880"/>
+          </w:tcPr>
+          <w:p>
+            <w:r/>
+            <w:r>
+              <w:rPr>
+                <w:sz w:val="18"/>
+              </w:rPr>
+              <w:t>861</w:t>
+            </w:r>
+          </w:p>
+        </w:tc>
+        <w:tc>
+          <w:tcPr>
+            <w:tcW w:type="dxa" w:w="2880"/>
+          </w:tcPr>
+          <w:p>
+            <w:r/>
+            <w:r>
+              <w:rPr>
+                <w:sz w:val="18"/>
+              </w:rPr>
+              <w:t>24.4％</w:t>
+            </w:r>
+          </w:p>
+        </w:tc>
+      </w:tr>
+      <w:tr>
+        <w:tc>
+          <w:tcPr>
+            <w:tcW w:type="dxa" w:w="2880"/>
+          </w:tcPr>
+          <w:p>
+            <w:r/>
+            <w:r>
+              <w:rPr>
+                <w:sz w:val="18"/>
+              </w:rPr>
+              <w:t>令和4年10月1日</w:t>
+            </w:r>
+          </w:p>
+        </w:tc>
+        <w:tc>
+          <w:tcPr>
+            <w:tcW w:type="dxa" w:w="2880"/>
+          </w:tcPr>
+          <w:p>
+            <w:r/>
+            <w:r>
+              <w:rPr>
+                <w:sz w:val="18"/>
+              </w:rPr>
+              <w:t>888</w:t>
+            </w:r>
+          </w:p>
+        </w:tc>
+        <w:tc>
+          <w:tcPr>
+            <w:tcW w:type="dxa" w:w="2880"/>
+          </w:tcPr>
+          <w:p>
+            <w:r/>
+            <w:r>
+              <w:rPr>
+                <w:sz w:val="18"/>
+              </w:rPr>
+              <w:t>25.0％</w:t>
+            </w:r>
+          </w:p>
+        </w:tc>
+      </w:tr>
+      <w:tr>
+        <w:tc>
+          <w:tcPr>
+            <w:tcW w:type="dxa" w:w="2880"/>
+          </w:tcPr>
+          <w:p>
+            <w:r/>
+            <w:r>
+              <w:rPr>
+                <w:sz w:val="18"/>
+              </w:rPr>
+              <w:t>令和5年10月1日</w:t>
+            </w:r>
+          </w:p>
+        </w:tc>
+        <w:tc>
+          <w:tcPr>
+            <w:tcW w:type="dxa" w:w="2880"/>
+          </w:tcPr>
+          <w:p>
+            <w:r/>
+            <w:r>
+              <w:rPr>
+                <w:sz w:val="18"/>
+              </w:rPr>
+              <w:t>912</w:t>
+            </w:r>
+          </w:p>
+        </w:tc>
+        <w:tc>
+          <w:tcPr>
+            <w:tcW w:type="dxa" w:w="2880"/>
+          </w:tcPr>
+          <w:p>
+            <w:r/>
+            <w:r>
+              <w:rPr>
+                <w:sz w:val="18"/>
+              </w:rPr>
+              <w:t>25.7％</w:t>
+            </w:r>
+          </w:p>
+        </w:tc>
+      </w:tr>
+      <w:tr>
+        <w:tc>
+          <w:tcPr>
+            <w:tcW w:type="dxa" w:w="2880"/>
+          </w:tcPr>
+          <w:p>
+            <w:r/>
+            <w:r>
+              <w:rPr>
+                <w:sz w:val="18"/>
+              </w:rPr>
+              <w:t>令和6年10月1日</w:t>
+            </w:r>
+          </w:p>
+        </w:tc>
+        <w:tc>
+          <w:tcPr>
+            <w:tcW w:type="dxa" w:w="2880"/>
+          </w:tcPr>
+          <w:p>
+            <w:r/>
+            <w:r>
+              <w:rPr>
+                <w:sz w:val="18"/>
+              </w:rPr>
+              <w:t>937</w:t>
+            </w:r>
+          </w:p>
+        </w:tc>
+        <w:tc>
+          <w:tcPr>
+            <w:tcW w:type="dxa" w:w="2880"/>
+          </w:tcPr>
+          <w:p>
+            <w:r/>
+            <w:r>
+              <w:rPr>
+                <w:sz w:val="18"/>
+              </w:rPr>
+              <w:t>26.5％</w:t>
+            </w:r>
+          </w:p>
+        </w:tc>
+      </w:tr>
+      <w:tr>
+        <w:tc>
+          <w:tcPr>
+            <w:tcW w:type="dxa" w:w="2880"/>
+          </w:tcPr>
+          <w:p>
+            <w:r/>
+            <w:r>
+              <w:rPr>
+                <w:sz w:val="18"/>
+              </w:rPr>
+              <w:t>令和7年7月31日</w:t>
+            </w:r>
+          </w:p>
+        </w:tc>
+        <w:tc>
+          <w:tcPr>
+            <w:tcW w:type="dxa" w:w="2880"/>
+          </w:tcPr>
+          <w:p>
+            <w:r/>
+            <w:r>
+              <w:rPr>
+                <w:sz w:val="18"/>
+              </w:rPr>
+              <w:t>953</w:t>
+            </w:r>
+          </w:p>
+        </w:tc>
+        <w:tc>
+          <w:tcPr>
+            <w:tcW w:type="dxa" w:w="2880"/>
+          </w:tcPr>
+          <w:p>
+            <w:r/>
+            <w:r>
+              <w:rPr>
+                <w:sz w:val="18"/>
+              </w:rPr>
+              <w:t>27.3％</w:t>
+            </w:r>
+          </w:p>
+        </w:tc>
+      </w:tr>
+    </w:tbl>
+    <w:p>
+      <w:r>
+        <w:rPr>
+          <w:i/>
+          <w:sz w:val="18"/>
+        </w:rPr>
+        <w:t>資料：介護保険事業状況報告（第9期計画及び第3期地域福祉計画の掲載値）。**3月末系列と交互に並べると、令和7年7月31日まで一貫して増加しており、整合しないのは令和8年3月末の1点のみです。**</w:t>
+      </w:r>
+    </w:p>
+    <w:p>
+      <w:r>
+        <w:t>平成19年3月末の519人から令和7年3月末の944人へ、18年間で425人（81.9％）増加しました。**20年の系列で増減が突出しているのは2点のみです。**令和2年度の＋107人（＋14.2％）と、令和7年度の▲152人（▲16.1％）です。他の年の増減幅は▲6人〜＋39人にとどまります。</w:t>
       </w:r>
     </w:p>
     <w:p>
@@ -6973,7 +8444,7 @@
           <w:i/>
           <w:sz w:val="18"/>
         </w:rPr>
-        <w:t>※ 年度末（3月末）基準の認定者数は【町データ待ち】。見える化システムの令和8年3月末の値（783人・22.7％）は、令和7年7月31日の953人から8か月で170人減少することになり、上記の一貫した増加傾向と整合しません。県内59市町村の同期間の認定率の変化（平均＋0.30ポイント、標準偏差1.02ポイント）からみても4.3σの外れ値であるため、町の認定データによる確認を行っています。</w:t>
+        <w:t>※ 令和8年3月末の値（792人）は、令和7年7月31日の953人から8か月で161人（16.9％）減少することになり、上記の一貫した増加傾向と整合しません。県内59市町村の同期間の認定率の変化（平均＋0.30ポイント、標準偏差1.02ポイント）からみても4.3σの外れ値です。**減少の77.0％が85歳以上に集中している一方、85歳以上の中でも重度ほど減少幅が大きい単調なパターンが現れます。**また、令和2年度の＋107人は新型コロナウイルス感染症に伴う要介護認定の有効期間の延長特例（令和2年2月〜）の時期と一致するため、令和2年度に積み上がった認定が令和7年度に一斉に満了した可能性があります。**町の認定台帳による確認を行っています。**</w:t>
       </w:r>
     </w:p>
     <w:p>
@@ -9817,6 +11288,11 @@
       </w:pPr>
       <w:r>
         <w:t>6　高齢者数等の将来推計</w:t>
+      </w:r>
+    </w:p>
+    <w:p>
+      <w:r>
+        <w:t>推計の基礎となる要支援・要介護認定者数の実績（年度末基準・要介護度別・年齢階層別）は、前節3(1)のとおり平成19年3月末から令和8年3月末までの20期分が確定しています。**推計にあたっての直近値をどの時点とするかは、令和8年3月末の値（792人）の確認結果によります。**令和7年3月末（944人）を直近値とする場合と令和8年3月末（792人）とする場合とで、推計値は約19％異なります。</w:t>
       </w:r>
     </w:p>
     <w:p>
@@ -23027,21 +24503,21 @@
               <w:rPr>
                 <w:sz w:val="18"/>
               </w:rPr>
-              <w:t>令和3〜7年度の各年度末（3月末）基準の認定者数（要介護度別・年齢階層別）</w:t>
-            </w:r>
-          </w:p>
-        </w:tc>
-        <w:tc>
-          <w:tcPr>
-            <w:tcW w:type="dxa" w:w="2880"/>
-          </w:tcPr>
-          <w:p>
-            <w:r/>
-            <w:r>
-              <w:rPr>
-                <w:sz w:val="18"/>
-              </w:rPr>
-              <w:t>第2章6の認定者推計の基礎</w:t>
+              <w:t>**85歳以上の認定者の令和7年度中の異動の内訳**（死亡・転出・非該当・更新未申請）</w:t>
+            </w:r>
+          </w:p>
+        </w:tc>
+        <w:tc>
+          <w:tcPr>
+            <w:tcW w:type="dxa" w:w="2880"/>
+          </w:tcPr>
+          <w:p>
+            <w:r/>
+            <w:r>
+              <w:rPr>
+                <w:sz w:val="18"/>
+              </w:rPr>
+              <w:t>第2章3(1)。**減少の77.0％が85歳以上に集中していることの要因特定**</w:t>
             </w:r>
           </w:p>
         </w:tc>
@@ -23071,21 +24547,21 @@
               <w:rPr>
                 <w:sz w:val="18"/>
               </w:rPr>
-              <w:t>認定審査・更新認定の運用に変更があったか</w:t>
-            </w:r>
-          </w:p>
-        </w:tc>
-        <w:tc>
-          <w:tcPr>
-            <w:tcW w:type="dxa" w:w="2880"/>
-          </w:tcPr>
-          <w:p>
-            <w:r/>
-            <w:r>
-              <w:rPr>
-                <w:sz w:val="18"/>
-              </w:rPr>
-              <w:t>第2章3(1)の注記、第4章 基本目標3①</w:t>
+              <w:t>**認定有効期間の延長特例（令和2〜4年度）の適用件数と、令和7年度の更新認定の申請・非該当・未申請の件数**</w:t>
+            </w:r>
+          </w:p>
+        </w:tc>
+        <w:tc>
+          <w:tcPr>
+            <w:tcW w:type="dxa" w:w="2880"/>
+          </w:tcPr>
+          <w:p>
+            <w:r/>
+            <w:r>
+              <w:rPr>
+                <w:sz w:val="18"/>
+              </w:rPr>
+              <w:t>第2章3(1)。**令和2年度の＋107人と令和7年度の▲152人を一つの機序で説明できるかの検証**</w:t>
             </w:r>
           </w:p>
         </w:tc>
